--- a/writing/20-methods.docx
+++ b/writing/20-methods.docx
@@ -2,7 +2,7 @@
 <file path=word/document.xml><?xml version="1.0" encoding="utf-8"?>
 <w:document xmlns:w="http://schemas.openxmlformats.org/wordprocessingml/2006/main" xmlns:m="http://schemas.openxmlformats.org/officeDocument/2006/math" xmlns:r="http://schemas.openxmlformats.org/officeDocument/2006/relationships" xmlns:o="urn:schemas-microsoft-com:office:office" xmlns:v="urn:schemas-microsoft-com:vml" xmlns:w10="urn:schemas-microsoft-com:office:word" xmlns:a="http://schemas.openxmlformats.org/drawingml/2006/main" xmlns:pic="http://schemas.openxmlformats.org/drawingml/2006/picture" xmlns:wp="http://schemas.openxmlformats.org/drawingml/2006/wordprocessingDrawing">
   <w:body>
-    <w:bookmarkStart w:id="31" w:name="sec-materials-and-methods"/>
+    <w:bookmarkStart w:id="33" w:name="sec-materials-and-methods"/>
     <w:p>
       <w:pPr>
         <w:pStyle w:val="Heading1"/>
@@ -62,7 +62,7 @@
       </w:r>
     </w:p>
     <w:bookmarkEnd w:id="9"/>
-    <w:bookmarkStart w:id="10" w:name="sec-experimental-sites"/>
+    <w:bookmarkStart w:id="11" w:name="sec-experimental-sites"/>
     <w:p>
       <w:pPr>
         <w:pStyle w:val="Heading2"/>
@@ -163,36 +163,306 @@
       </w:pPr>
       <w:r>
         <w:rPr>
-          <w:rStyle w:val="CommentTok"/>
-        </w:rPr>
-        <w:t xml:space="preserve">#| label: tbl-sites-corrected</w:t>
+          <w:rStyle w:val="NormalTok"/>
+        </w:rPr>
+        <w:t xml:space="preserve">sites_df_corrected </w:t>
+      </w:r>
+      <w:r>
+        <w:rPr>
+          <w:rStyle w:val="OtherTok"/>
+        </w:rPr>
+        <w:t xml:space="preserve">&lt;-</w:t>
+      </w:r>
+      <w:r>
+        <w:rPr>
+          <w:rStyle w:val="NormalTok"/>
+        </w:rPr>
+        <w:t xml:space="preserve"> </w:t>
+      </w:r>
+      <w:r>
+        <w:rPr>
+          <w:rStyle w:val="FunctionTok"/>
+        </w:rPr>
+        <w:t xml:space="preserve">data.frame</w:t>
+      </w:r>
+      <w:r>
+        <w:rPr>
+          <w:rStyle w:val="NormalTok"/>
+        </w:rPr>
+        <w:t xml:space="preserve">(</w:t>
       </w:r>
       <w:r>
         <w:br/>
       </w:r>
       <w:r>
         <w:rPr>
-          <w:rStyle w:val="CommentTok"/>
-        </w:rPr>
-        <w:t xml:space="preserve">#| tbl-cap: "Soil characteristics of the six long-term experimental sites. Data adapted from Hirte et al. (2021)."</w:t>
+          <w:rStyle w:val="NormalTok"/>
+        </w:rPr>
+        <w:t xml:space="preserve">  </w:t>
+      </w:r>
+      <w:r>
+        <w:rPr>
+          <w:rStyle w:val="AttributeTok"/>
+        </w:rPr>
+        <w:t xml:space="preserve">Site =</w:t>
+      </w:r>
+      <w:r>
+        <w:rPr>
+          <w:rStyle w:val="NormalTok"/>
+        </w:rPr>
+        <w:t xml:space="preserve"> </w:t>
+      </w:r>
+      <w:r>
+        <w:rPr>
+          <w:rStyle w:val="FunctionTok"/>
+        </w:rPr>
+        <w:t xml:space="preserve">c</w:t>
+      </w:r>
+      <w:r>
+        <w:rPr>
+          <w:rStyle w:val="NormalTok"/>
+        </w:rPr>
+        <w:t xml:space="preserve">(</w:t>
+      </w:r>
+      <w:r>
+        <w:rPr>
+          <w:rStyle w:val="StringTok"/>
+        </w:rPr>
+        <w:t xml:space="preserve">"ALT"</w:t>
+      </w:r>
+      <w:r>
+        <w:rPr>
+          <w:rStyle w:val="NormalTok"/>
+        </w:rPr>
+        <w:t xml:space="preserve">, </w:t>
+      </w:r>
+      <w:r>
+        <w:rPr>
+          <w:rStyle w:val="StringTok"/>
+        </w:rPr>
+        <w:t xml:space="preserve">"CAD"</w:t>
+      </w:r>
+      <w:r>
+        <w:rPr>
+          <w:rStyle w:val="NormalTok"/>
+        </w:rPr>
+        <w:t xml:space="preserve">, </w:t>
+      </w:r>
+      <w:r>
+        <w:rPr>
+          <w:rStyle w:val="StringTok"/>
+        </w:rPr>
+        <w:t xml:space="preserve">"ELL"</w:t>
+      </w:r>
+      <w:r>
+        <w:rPr>
+          <w:rStyle w:val="NormalTok"/>
+        </w:rPr>
+        <w:t xml:space="preserve">, </w:t>
+      </w:r>
+      <w:r>
+        <w:rPr>
+          <w:rStyle w:val="StringTok"/>
+        </w:rPr>
+        <w:t xml:space="preserve">"GRA"</w:t>
+      </w:r>
+      <w:r>
+        <w:rPr>
+          <w:rStyle w:val="NormalTok"/>
+        </w:rPr>
+        <w:t xml:space="preserve">, </w:t>
+      </w:r>
+      <w:r>
+        <w:rPr>
+          <w:rStyle w:val="StringTok"/>
+        </w:rPr>
+        <w:t xml:space="preserve">"OEN"</w:t>
+      </w:r>
+      <w:r>
+        <w:rPr>
+          <w:rStyle w:val="NormalTok"/>
+        </w:rPr>
+        <w:t xml:space="preserve">, </w:t>
+      </w:r>
+      <w:r>
+        <w:rPr>
+          <w:rStyle w:val="StringTok"/>
+        </w:rPr>
+        <w:t xml:space="preserve">"REC"</w:t>
+      </w:r>
+      <w:r>
+        <w:rPr>
+          <w:rStyle w:val="NormalTok"/>
+        </w:rPr>
+        <w:t xml:space="preserve">),</w:t>
       </w:r>
       <w:r>
         <w:br/>
       </w:r>
       <w:r>
+        <w:rPr>
+          <w:rStyle w:val="NormalTok"/>
+        </w:rPr>
+        <w:t xml:space="preserve">  </w:t>
+      </w:r>
+      <w:r>
+        <w:rPr>
+          <w:rStyle w:val="StringTok"/>
+        </w:rPr>
+        <w:t xml:space="preserve">`</w:t>
+      </w:r>
+      <w:r>
+        <w:rPr>
+          <w:rStyle w:val="AttributeTok"/>
+        </w:rPr>
+        <w:t xml:space="preserve">Soil Type (WRB)</w:t>
+      </w:r>
+      <w:r>
+        <w:rPr>
+          <w:rStyle w:val="StringTok"/>
+        </w:rPr>
+        <w:t xml:space="preserve">`</w:t>
+      </w:r>
+      <w:r>
+        <w:rPr>
+          <w:rStyle w:val="NormalTok"/>
+        </w:rPr>
+        <w:t xml:space="preserve"> </w:t>
+      </w:r>
+      <w:r>
+        <w:rPr>
+          <w:rStyle w:val="OtherTok"/>
+        </w:rPr>
+        <w:t xml:space="preserve">=</w:t>
+      </w:r>
+      <w:r>
+        <w:rPr>
+          <w:rStyle w:val="NormalTok"/>
+        </w:rPr>
+        <w:t xml:space="preserve"> </w:t>
+      </w:r>
+      <w:r>
+        <w:rPr>
+          <w:rStyle w:val="FunctionTok"/>
+        </w:rPr>
+        <w:t xml:space="preserve">c</w:t>
+      </w:r>
+      <w:r>
+        <w:rPr>
+          <w:rStyle w:val="NormalTok"/>
+        </w:rPr>
+        <w:t xml:space="preserve">(</w:t>
+      </w:r>
+      <w:r>
+        <w:rPr>
+          <w:rStyle w:val="StringTok"/>
+        </w:rPr>
+        <w:t xml:space="preserve">"Calcaric Cambisol"</w:t>
+      </w:r>
+      <w:r>
+        <w:rPr>
+          <w:rStyle w:val="NormalTok"/>
+        </w:rPr>
+        <w:t xml:space="preserve">, </w:t>
+      </w:r>
+      <w:r>
+        <w:rPr>
+          <w:rStyle w:val="StringTok"/>
+        </w:rPr>
+        <w:t xml:space="preserve">"Eutric Fluvisol"</w:t>
+      </w:r>
+      <w:r>
+        <w:rPr>
+          <w:rStyle w:val="NormalTok"/>
+        </w:rPr>
+        <w:t xml:space="preserve">, </w:t>
+      </w:r>
+      <w:r>
+        <w:rPr>
+          <w:rStyle w:val="StringTok"/>
+        </w:rPr>
+        <w:t xml:space="preserve">"Eutric Cambisol"</w:t>
+      </w:r>
+      <w:r>
+        <w:rPr>
+          <w:rStyle w:val="NormalTok"/>
+        </w:rPr>
+        <w:t xml:space="preserve">, </w:t>
+      </w:r>
+      <w:r>
+        <w:rPr>
+          <w:rStyle w:val="StringTok"/>
+        </w:rPr>
+        <w:t xml:space="preserve">"Calcaric Fluvisol"</w:t>
+      </w:r>
+      <w:r>
+        <w:rPr>
+          <w:rStyle w:val="NormalTok"/>
+        </w:rPr>
+        <w:t xml:space="preserve">, </w:t>
+      </w:r>
+      <w:r>
+        <w:rPr>
+          <w:rStyle w:val="StringTok"/>
+        </w:rPr>
+        <w:t xml:space="preserve">"Gleyic-calc. Cambisol"</w:t>
+      </w:r>
+      <w:r>
+        <w:rPr>
+          <w:rStyle w:val="NormalTok"/>
+        </w:rPr>
+        <w:t xml:space="preserve">, </w:t>
+      </w:r>
+      <w:r>
+        <w:rPr>
+          <w:rStyle w:val="StringTok"/>
+        </w:rPr>
+        <w:t xml:space="preserve">"Eutric Gleysol"</w:t>
+      </w:r>
+      <w:r>
+        <w:rPr>
+          <w:rStyle w:val="NormalTok"/>
+        </w:rPr>
+        <w:t xml:space="preserve">),</w:t>
+      </w:r>
+      <w:r>
         <w:br/>
       </w:r>
       <w:r>
         <w:rPr>
           <w:rStyle w:val="NormalTok"/>
         </w:rPr>
-        <w:t xml:space="preserve">sites_df_corrected </w:t>
+        <w:t xml:space="preserve">  </w:t>
+      </w:r>
+      <w:r>
+        <w:rPr>
+          <w:rStyle w:val="StringTok"/>
+        </w:rPr>
+        <w:t xml:space="preserve">`</w:t>
+      </w:r>
+      <w:r>
+        <w:rPr>
+          <w:rStyle w:val="AttributeTok"/>
+        </w:rPr>
+        <w:t xml:space="preserve">Clay (%)</w:t>
+      </w:r>
+      <w:r>
+        <w:rPr>
+          <w:rStyle w:val="StringTok"/>
+        </w:rPr>
+        <w:t xml:space="preserve">`</w:t>
+      </w:r>
+      <w:r>
+        <w:rPr>
+          <w:rStyle w:val="NormalTok"/>
+        </w:rPr>
+        <w:t xml:space="preserve"> </w:t>
       </w:r>
       <w:r>
         <w:rPr>
           <w:rStyle w:val="OtherTok"/>
         </w:rPr>
-        <w:t xml:space="preserve">&lt;-</w:t>
+        <w:t xml:space="preserve">=</w:t>
       </w:r>
       <w:r>
         <w:rPr>
@@ -204,7 +474,7 @@
         <w:rPr>
           <w:rStyle w:val="FunctionTok"/>
         </w:rPr>
-        <w:t xml:space="preserve">data.frame</w:t>
+        <w:t xml:space="preserve">c</w:t>
       </w:r>
       <w:r>
         <w:rPr>
@@ -213,6 +483,78 @@
         <w:t xml:space="preserve">(</w:t>
       </w:r>
       <w:r>
+        <w:rPr>
+          <w:rStyle w:val="DecValTok"/>
+        </w:rPr>
+        <w:t xml:space="preserve">22</w:t>
+      </w:r>
+      <w:r>
+        <w:rPr>
+          <w:rStyle w:val="NormalTok"/>
+        </w:rPr>
+        <w:t xml:space="preserve">, </w:t>
+      </w:r>
+      <w:r>
+        <w:rPr>
+          <w:rStyle w:val="DecValTok"/>
+        </w:rPr>
+        <w:t xml:space="preserve">8</w:t>
+      </w:r>
+      <w:r>
+        <w:rPr>
+          <w:rStyle w:val="NormalTok"/>
+        </w:rPr>
+        <w:t xml:space="preserve">, </w:t>
+      </w:r>
+      <w:r>
+        <w:rPr>
+          <w:rStyle w:val="DecValTok"/>
+        </w:rPr>
+        <w:t xml:space="preserve">33</w:t>
+      </w:r>
+      <w:r>
+        <w:rPr>
+          <w:rStyle w:val="NormalTok"/>
+        </w:rPr>
+        <w:t xml:space="preserve">, </w:t>
+      </w:r>
+      <w:r>
+        <w:rPr>
+          <w:rStyle w:val="DecValTok"/>
+        </w:rPr>
+        <w:t xml:space="preserve">17</w:t>
+      </w:r>
+      <w:r>
+        <w:rPr>
+          <w:rStyle w:val="NormalTok"/>
+        </w:rPr>
+        <w:t xml:space="preserve">, </w:t>
+      </w:r>
+      <w:r>
+        <w:rPr>
+          <w:rStyle w:val="DecValTok"/>
+        </w:rPr>
+        <w:t xml:space="preserve">37</w:t>
+      </w:r>
+      <w:r>
+        <w:rPr>
+          <w:rStyle w:val="NormalTok"/>
+        </w:rPr>
+        <w:t xml:space="preserve">, </w:t>
+      </w:r>
+      <w:r>
+        <w:rPr>
+          <w:rStyle w:val="DecValTok"/>
+        </w:rPr>
+        <w:t xml:space="preserve">39</w:t>
+      </w:r>
+      <w:r>
+        <w:rPr>
+          <w:rStyle w:val="NormalTok"/>
+        </w:rPr>
+        <w:t xml:space="preserve">),</w:t>
+      </w:r>
+      <w:r>
         <w:br/>
       </w:r>
       <w:r>
@@ -223,9 +565,33 @@
       </w:r>
       <w:r>
         <w:rPr>
+          <w:rStyle w:val="StringTok"/>
+        </w:rPr>
+        <w:t xml:space="preserve">`</w:t>
+      </w:r>
+      <w:r>
+        <w:rPr>
           <w:rStyle w:val="AttributeTok"/>
         </w:rPr>
-        <w:t xml:space="preserve">Site =</w:t>
+        <w:t xml:space="preserve">Sand (%)</w:t>
+      </w:r>
+      <w:r>
+        <w:rPr>
+          <w:rStyle w:val="StringTok"/>
+        </w:rPr>
+        <w:t xml:space="preserve">`</w:t>
+      </w:r>
+      <w:r>
+        <w:rPr>
+          <w:rStyle w:val="NormalTok"/>
+        </w:rPr>
+        <w:t xml:space="preserve"> </w:t>
+      </w:r>
+      <w:r>
+        <w:rPr>
+          <w:rStyle w:val="OtherTok"/>
+        </w:rPr>
+        <w:t xml:space="preserve">=</w:t>
       </w:r>
       <w:r>
         <w:rPr>
@@ -247,9 +613,138 @@
       </w:r>
       <w:r>
         <w:rPr>
+          <w:rStyle w:val="DecValTok"/>
+        </w:rPr>
+        <w:t xml:space="preserve">48</w:t>
+      </w:r>
+      <w:r>
+        <w:rPr>
+          <w:rStyle w:val="NormalTok"/>
+        </w:rPr>
+        <w:t xml:space="preserve">, </w:t>
+      </w:r>
+      <w:r>
+        <w:rPr>
+          <w:rStyle w:val="DecValTok"/>
+        </w:rPr>
+        <w:t xml:space="preserve">40</w:t>
+      </w:r>
+      <w:r>
+        <w:rPr>
+          <w:rStyle w:val="NormalTok"/>
+        </w:rPr>
+        <w:t xml:space="preserve">, </w:t>
+      </w:r>
+      <w:r>
+        <w:rPr>
+          <w:rStyle w:val="DecValTok"/>
+        </w:rPr>
+        <w:t xml:space="preserve">31</w:t>
+      </w:r>
+      <w:r>
+        <w:rPr>
+          <w:rStyle w:val="NormalTok"/>
+        </w:rPr>
+        <w:t xml:space="preserve">, </w:t>
+      </w:r>
+      <w:r>
+        <w:rPr>
+          <w:rStyle w:val="DecValTok"/>
+        </w:rPr>
+        <w:t xml:space="preserve">34</w:t>
+      </w:r>
+      <w:r>
+        <w:rPr>
+          <w:rStyle w:val="NormalTok"/>
+        </w:rPr>
+        <w:t xml:space="preserve">, </w:t>
+      </w:r>
+      <w:r>
+        <w:rPr>
+          <w:rStyle w:val="DecValTok"/>
+        </w:rPr>
+        <w:t xml:space="preserve">32</w:t>
+      </w:r>
+      <w:r>
+        <w:rPr>
+          <w:rStyle w:val="NormalTok"/>
+        </w:rPr>
+        <w:t xml:space="preserve">, </w:t>
+      </w:r>
+      <w:r>
+        <w:rPr>
+          <w:rStyle w:val="DecValTok"/>
+        </w:rPr>
+        <w:t xml:space="preserve">25</w:t>
+      </w:r>
+      <w:r>
+        <w:rPr>
+          <w:rStyle w:val="NormalTok"/>
+        </w:rPr>
+        <w:t xml:space="preserve">),</w:t>
+      </w:r>
+      <w:r>
+        <w:br/>
+      </w:r>
+      <w:r>
+        <w:rPr>
+          <w:rStyle w:val="NormalTok"/>
+        </w:rPr>
+        <w:t xml:space="preserve">  </w:t>
+      </w:r>
+      <w:r>
+        <w:rPr>
           <w:rStyle w:val="StringTok"/>
         </w:rPr>
-        <w:t xml:space="preserve">"ALT"</w:t>
+        <w:t xml:space="preserve">`</w:t>
+      </w:r>
+      <w:r>
+        <w:rPr>
+          <w:rStyle w:val="AttributeTok"/>
+        </w:rPr>
+        <w:t xml:space="preserve">Organic C (g/kg)</w:t>
+      </w:r>
+      <w:r>
+        <w:rPr>
+          <w:rStyle w:val="StringTok"/>
+        </w:rPr>
+        <w:t xml:space="preserve">`</w:t>
+      </w:r>
+      <w:r>
+        <w:rPr>
+          <w:rStyle w:val="NormalTok"/>
+        </w:rPr>
+        <w:t xml:space="preserve"> </w:t>
+      </w:r>
+      <w:r>
+        <w:rPr>
+          <w:rStyle w:val="OtherTok"/>
+        </w:rPr>
+        <w:t xml:space="preserve">=</w:t>
+      </w:r>
+      <w:r>
+        <w:rPr>
+          <w:rStyle w:val="NormalTok"/>
+        </w:rPr>
+        <w:t xml:space="preserve"> </w:t>
+      </w:r>
+      <w:r>
+        <w:rPr>
+          <w:rStyle w:val="FunctionTok"/>
+        </w:rPr>
+        <w:t xml:space="preserve">c</w:t>
+      </w:r>
+      <w:r>
+        <w:rPr>
+          <w:rStyle w:val="NormalTok"/>
+        </w:rPr>
+        <w:t xml:space="preserve">(</w:t>
+      </w:r>
+      <w:r>
+        <w:rPr>
+          <w:rStyle w:val="DecValTok"/>
+        </w:rPr>
+        <w:t xml:space="preserve">21</w:t>
       </w:r>
       <w:r>
         <w:rPr>
@@ -259,9 +754,126 @@
       </w:r>
       <w:r>
         <w:rPr>
+          <w:rStyle w:val="DecValTok"/>
+        </w:rPr>
+        <w:t xml:space="preserve">14</w:t>
+      </w:r>
+      <w:r>
+        <w:rPr>
+          <w:rStyle w:val="NormalTok"/>
+        </w:rPr>
+        <w:t xml:space="preserve">, </w:t>
+      </w:r>
+      <w:r>
+        <w:rPr>
+          <w:rStyle w:val="DecValTok"/>
+        </w:rPr>
+        <w:t xml:space="preserve">23</w:t>
+      </w:r>
+      <w:r>
+        <w:rPr>
+          <w:rStyle w:val="NormalTok"/>
+        </w:rPr>
+        <w:t xml:space="preserve">, </w:t>
+      </w:r>
+      <w:r>
+        <w:rPr>
+          <w:rStyle w:val="DecValTok"/>
+        </w:rPr>
+        <w:t xml:space="preserve">16</w:t>
+      </w:r>
+      <w:r>
+        <w:rPr>
+          <w:rStyle w:val="NormalTok"/>
+        </w:rPr>
+        <w:t xml:space="preserve">, </w:t>
+      </w:r>
+      <w:r>
+        <w:rPr>
+          <w:rStyle w:val="DecValTok"/>
+        </w:rPr>
+        <w:t xml:space="preserve">24</w:t>
+      </w:r>
+      <w:r>
+        <w:rPr>
+          <w:rStyle w:val="NormalTok"/>
+        </w:rPr>
+        <w:t xml:space="preserve">, </w:t>
+      </w:r>
+      <w:r>
+        <w:rPr>
+          <w:rStyle w:val="DecValTok"/>
+        </w:rPr>
+        <w:t xml:space="preserve">27</w:t>
+      </w:r>
+      <w:r>
+        <w:rPr>
+          <w:rStyle w:val="NormalTok"/>
+        </w:rPr>
+        <w:t xml:space="preserve">),</w:t>
+      </w:r>
+      <w:r>
+        <w:br/>
+      </w:r>
+      <w:r>
+        <w:rPr>
+          <w:rStyle w:val="NormalTok"/>
+        </w:rPr>
+        <w:t xml:space="preserve">  </w:t>
+      </w:r>
+      <w:r>
+        <w:rPr>
           <w:rStyle w:val="StringTok"/>
         </w:rPr>
-        <w:t xml:space="preserve">"CAD"</w:t>
+        <w:t xml:space="preserve">`</w:t>
+      </w:r>
+      <w:r>
+        <w:rPr>
+          <w:rStyle w:val="AttributeTok"/>
+        </w:rPr>
+        <w:t xml:space="preserve">pH (H2O)</w:t>
+      </w:r>
+      <w:r>
+        <w:rPr>
+          <w:rStyle w:val="StringTok"/>
+        </w:rPr>
+        <w:t xml:space="preserve">`</w:t>
+      </w:r>
+      <w:r>
+        <w:rPr>
+          <w:rStyle w:val="NormalTok"/>
+        </w:rPr>
+        <w:t xml:space="preserve"> </w:t>
+      </w:r>
+      <w:r>
+        <w:rPr>
+          <w:rStyle w:val="OtherTok"/>
+        </w:rPr>
+        <w:t xml:space="preserve">=</w:t>
+      </w:r>
+      <w:r>
+        <w:rPr>
+          <w:rStyle w:val="NormalTok"/>
+        </w:rPr>
+        <w:t xml:space="preserve"> </w:t>
+      </w:r>
+      <w:r>
+        <w:rPr>
+          <w:rStyle w:val="FunctionTok"/>
+        </w:rPr>
+        <w:t xml:space="preserve">c</w:t>
+      </w:r>
+      <w:r>
+        <w:rPr>
+          <w:rStyle w:val="NormalTok"/>
+        </w:rPr>
+        <w:t xml:space="preserve">(</w:t>
+      </w:r>
+      <w:r>
+        <w:rPr>
+          <w:rStyle w:val="FloatTok"/>
+        </w:rPr>
+        <w:t xml:space="preserve">7.9</w:t>
       </w:r>
       <w:r>
         <w:rPr>
@@ -271,9 +883,9 @@
       </w:r>
       <w:r>
         <w:rPr>
-          <w:rStyle w:val="StringTok"/>
-        </w:rPr>
-        <w:t xml:space="preserve">"ELL"</w:t>
+          <w:rStyle w:val="FloatTok"/>
+        </w:rPr>
+        <w:t xml:space="preserve">6.3</w:t>
       </w:r>
       <w:r>
         <w:rPr>
@@ -283,9 +895,9 @@
       </w:r>
       <w:r>
         <w:rPr>
-          <w:rStyle w:val="StringTok"/>
-        </w:rPr>
-        <w:t xml:space="preserve">"GRA"</w:t>
+          <w:rStyle w:val="FloatTok"/>
+        </w:rPr>
+        <w:t xml:space="preserve">6.6</w:t>
       </w:r>
       <w:r>
         <w:rPr>
@@ -295,9 +907,9 @@
       </w:r>
       <w:r>
         <w:rPr>
-          <w:rStyle w:val="StringTok"/>
-        </w:rPr>
-        <w:t xml:space="preserve">"OEN"</w:t>
+          <w:rStyle w:val="FloatTok"/>
+        </w:rPr>
+        <w:t xml:space="preserve">8.3</w:t>
       </w:r>
       <w:r>
         <w:rPr>
@@ -307,9 +919,21 @@
       </w:r>
       <w:r>
         <w:rPr>
-          <w:rStyle w:val="StringTok"/>
-        </w:rPr>
-        <w:t xml:space="preserve">"REC"</w:t>
+          <w:rStyle w:val="FloatTok"/>
+        </w:rPr>
+        <w:t xml:space="preserve">7.1</w:t>
+      </w:r>
+      <w:r>
+        <w:rPr>
+          <w:rStyle w:val="NormalTok"/>
+        </w:rPr>
+        <w:t xml:space="preserve">, </w:t>
+      </w:r>
+      <w:r>
+        <w:rPr>
+          <w:rStyle w:val="FloatTok"/>
+        </w:rPr>
+        <w:t xml:space="preserve">7.4</w:t>
       </w:r>
       <w:r>
         <w:rPr>
@@ -328,698 +952,53 @@
       </w:r>
       <w:r>
         <w:rPr>
-          <w:rStyle w:val="StringTok"/>
-        </w:rPr>
-        <w:t xml:space="preserve">`</w:t>
-      </w:r>
-      <w:r>
-        <w:rPr>
           <w:rStyle w:val="AttributeTok"/>
         </w:rPr>
-        <w:t xml:space="preserve">Soil Type (WRB)</w:t>
-      </w:r>
-      <w:r>
-        <w:rPr>
-          <w:rStyle w:val="StringTok"/>
-        </w:rPr>
-        <w:t xml:space="preserve">`</w:t>
-      </w:r>
-      <w:r>
-        <w:rPr>
-          <w:rStyle w:val="NormalTok"/>
-        </w:rPr>
-        <w:t xml:space="preserve"> </w:t>
-      </w:r>
-      <w:r>
-        <w:rPr>
-          <w:rStyle w:val="OtherTok"/>
-        </w:rPr>
-        <w:t xml:space="preserve">=</w:t>
-      </w:r>
-      <w:r>
-        <w:rPr>
-          <w:rStyle w:val="NormalTok"/>
-        </w:rPr>
-        <w:t xml:space="preserve"> </w:t>
+        <w:t xml:space="preserve">check.names =</w:t>
+      </w:r>
+      <w:r>
+        <w:rPr>
+          <w:rStyle w:val="NormalTok"/>
+        </w:rPr>
+        <w:t xml:space="preserve"> </w:t>
+      </w:r>
+      <w:r>
+        <w:rPr>
+          <w:rStyle w:val="ConstantTok"/>
+        </w:rPr>
+        <w:t xml:space="preserve">FALSE</w:t>
+      </w:r>
+      <w:r>
+        <w:br/>
+      </w:r>
+      <w:r>
+        <w:rPr>
+          <w:rStyle w:val="NormalTok"/>
+        </w:rPr>
+        <w:t xml:space="preserve">)</w:t>
+      </w:r>
+      <w:r>
+        <w:br/>
+      </w:r>
+      <w:r>
+        <w:br/>
+      </w:r>
+      <w:r>
+        <w:rPr>
+          <w:rStyle w:val="NormalTok"/>
+        </w:rPr>
+        <w:t xml:space="preserve">knitr</w:t>
+      </w:r>
+      <w:r>
+        <w:rPr>
+          <w:rStyle w:val="SpecialCharTok"/>
+        </w:rPr>
+        <w:t xml:space="preserve">::</w:t>
       </w:r>
       <w:r>
         <w:rPr>
           <w:rStyle w:val="FunctionTok"/>
         </w:rPr>
-        <w:t xml:space="preserve">c</w:t>
-      </w:r>
-      <w:r>
-        <w:rPr>
-          <w:rStyle w:val="NormalTok"/>
-        </w:rPr>
-        <w:t xml:space="preserve">(</w:t>
-      </w:r>
-      <w:r>
-        <w:rPr>
-          <w:rStyle w:val="StringTok"/>
-        </w:rPr>
-        <w:t xml:space="preserve">"Calcaric Cambisol"</w:t>
-      </w:r>
-      <w:r>
-        <w:rPr>
-          <w:rStyle w:val="NormalTok"/>
-        </w:rPr>
-        <w:t xml:space="preserve">, </w:t>
-      </w:r>
-      <w:r>
-        <w:rPr>
-          <w:rStyle w:val="StringTok"/>
-        </w:rPr>
-        <w:t xml:space="preserve">"Eutric Fluvisol"</w:t>
-      </w:r>
-      <w:r>
-        <w:rPr>
-          <w:rStyle w:val="NormalTok"/>
-        </w:rPr>
-        <w:t xml:space="preserve">, </w:t>
-      </w:r>
-      <w:r>
-        <w:rPr>
-          <w:rStyle w:val="StringTok"/>
-        </w:rPr>
-        <w:t xml:space="preserve">"Eutric Cambisol"</w:t>
-      </w:r>
-      <w:r>
-        <w:rPr>
-          <w:rStyle w:val="NormalTok"/>
-        </w:rPr>
-        <w:t xml:space="preserve">, </w:t>
-      </w:r>
-      <w:r>
-        <w:rPr>
-          <w:rStyle w:val="StringTok"/>
-        </w:rPr>
-        <w:t xml:space="preserve">"Calcaric Fluvisol"</w:t>
-      </w:r>
-      <w:r>
-        <w:rPr>
-          <w:rStyle w:val="NormalTok"/>
-        </w:rPr>
-        <w:t xml:space="preserve">, </w:t>
-      </w:r>
-      <w:r>
-        <w:rPr>
-          <w:rStyle w:val="StringTok"/>
-        </w:rPr>
-        <w:t xml:space="preserve">"Gleyic-calc. Cambisol"</w:t>
-      </w:r>
-      <w:r>
-        <w:rPr>
-          <w:rStyle w:val="NormalTok"/>
-        </w:rPr>
-        <w:t xml:space="preserve">, </w:t>
-      </w:r>
-      <w:r>
-        <w:rPr>
-          <w:rStyle w:val="StringTok"/>
-        </w:rPr>
-        <w:t xml:space="preserve">"Eutric Gleysol"</w:t>
-      </w:r>
-      <w:r>
-        <w:rPr>
-          <w:rStyle w:val="NormalTok"/>
-        </w:rPr>
-        <w:t xml:space="preserve">),</w:t>
-      </w:r>
-      <w:r>
-        <w:br/>
-      </w:r>
-      <w:r>
-        <w:rPr>
-          <w:rStyle w:val="NormalTok"/>
-        </w:rPr>
-        <w:t xml:space="preserve">  </w:t>
-      </w:r>
-      <w:r>
-        <w:rPr>
-          <w:rStyle w:val="StringTok"/>
-        </w:rPr>
-        <w:t xml:space="preserve">`</w:t>
-      </w:r>
-      <w:r>
-        <w:rPr>
-          <w:rStyle w:val="AttributeTok"/>
-        </w:rPr>
-        <w:t xml:space="preserve">Clay (%)</w:t>
-      </w:r>
-      <w:r>
-        <w:rPr>
-          <w:rStyle w:val="StringTok"/>
-        </w:rPr>
-        <w:t xml:space="preserve">`</w:t>
-      </w:r>
-      <w:r>
-        <w:rPr>
-          <w:rStyle w:val="NormalTok"/>
-        </w:rPr>
-        <w:t xml:space="preserve"> </w:t>
-      </w:r>
-      <w:r>
-        <w:rPr>
-          <w:rStyle w:val="OtherTok"/>
-        </w:rPr>
-        <w:t xml:space="preserve">=</w:t>
-      </w:r>
-      <w:r>
-        <w:rPr>
-          <w:rStyle w:val="NormalTok"/>
-        </w:rPr>
-        <w:t xml:space="preserve"> </w:t>
-      </w:r>
-      <w:r>
-        <w:rPr>
-          <w:rStyle w:val="FunctionTok"/>
-        </w:rPr>
-        <w:t xml:space="preserve">c</w:t>
-      </w:r>
-      <w:r>
-        <w:rPr>
-          <w:rStyle w:val="NormalTok"/>
-        </w:rPr>
-        <w:t xml:space="preserve">(</w:t>
-      </w:r>
-      <w:r>
-        <w:rPr>
-          <w:rStyle w:val="DecValTok"/>
-        </w:rPr>
-        <w:t xml:space="preserve">22</w:t>
-      </w:r>
-      <w:r>
-        <w:rPr>
-          <w:rStyle w:val="NormalTok"/>
-        </w:rPr>
-        <w:t xml:space="preserve">, </w:t>
-      </w:r>
-      <w:r>
-        <w:rPr>
-          <w:rStyle w:val="DecValTok"/>
-        </w:rPr>
-        <w:t xml:space="preserve">8</w:t>
-      </w:r>
-      <w:r>
-        <w:rPr>
-          <w:rStyle w:val="NormalTok"/>
-        </w:rPr>
-        <w:t xml:space="preserve">, </w:t>
-      </w:r>
-      <w:r>
-        <w:rPr>
-          <w:rStyle w:val="DecValTok"/>
-        </w:rPr>
-        <w:t xml:space="preserve">33</w:t>
-      </w:r>
-      <w:r>
-        <w:rPr>
-          <w:rStyle w:val="NormalTok"/>
-        </w:rPr>
-        <w:t xml:space="preserve">, </w:t>
-      </w:r>
-      <w:r>
-        <w:rPr>
-          <w:rStyle w:val="DecValTok"/>
-        </w:rPr>
-        <w:t xml:space="preserve">17</w:t>
-      </w:r>
-      <w:r>
-        <w:rPr>
-          <w:rStyle w:val="NormalTok"/>
-        </w:rPr>
-        <w:t xml:space="preserve">, </w:t>
-      </w:r>
-      <w:r>
-        <w:rPr>
-          <w:rStyle w:val="DecValTok"/>
-        </w:rPr>
-        <w:t xml:space="preserve">37</w:t>
-      </w:r>
-      <w:r>
-        <w:rPr>
-          <w:rStyle w:val="NormalTok"/>
-        </w:rPr>
-        <w:t xml:space="preserve">, </w:t>
-      </w:r>
-      <w:r>
-        <w:rPr>
-          <w:rStyle w:val="DecValTok"/>
-        </w:rPr>
-        <w:t xml:space="preserve">39</w:t>
-      </w:r>
-      <w:r>
-        <w:rPr>
-          <w:rStyle w:val="NormalTok"/>
-        </w:rPr>
-        <w:t xml:space="preserve">),</w:t>
-      </w:r>
-      <w:r>
-        <w:br/>
-      </w:r>
-      <w:r>
-        <w:rPr>
-          <w:rStyle w:val="NormalTok"/>
-        </w:rPr>
-        <w:t xml:space="preserve">  </w:t>
-      </w:r>
-      <w:r>
-        <w:rPr>
-          <w:rStyle w:val="StringTok"/>
-        </w:rPr>
-        <w:t xml:space="preserve">`</w:t>
-      </w:r>
-      <w:r>
-        <w:rPr>
-          <w:rStyle w:val="AttributeTok"/>
-        </w:rPr>
-        <w:t xml:space="preserve">Sand (%)</w:t>
-      </w:r>
-      <w:r>
-        <w:rPr>
-          <w:rStyle w:val="StringTok"/>
-        </w:rPr>
-        <w:t xml:space="preserve">`</w:t>
-      </w:r>
-      <w:r>
-        <w:rPr>
-          <w:rStyle w:val="NormalTok"/>
-        </w:rPr>
-        <w:t xml:space="preserve"> </w:t>
-      </w:r>
-      <w:r>
-        <w:rPr>
-          <w:rStyle w:val="OtherTok"/>
-        </w:rPr>
-        <w:t xml:space="preserve">=</w:t>
-      </w:r>
-      <w:r>
-        <w:rPr>
-          <w:rStyle w:val="NormalTok"/>
-        </w:rPr>
-        <w:t xml:space="preserve"> </w:t>
-      </w:r>
-      <w:r>
-        <w:rPr>
-          <w:rStyle w:val="FunctionTok"/>
-        </w:rPr>
-        <w:t xml:space="preserve">c</w:t>
-      </w:r>
-      <w:r>
-        <w:rPr>
-          <w:rStyle w:val="NormalTok"/>
-        </w:rPr>
-        <w:t xml:space="preserve">(</w:t>
-      </w:r>
-      <w:r>
-        <w:rPr>
-          <w:rStyle w:val="DecValTok"/>
-        </w:rPr>
-        <w:t xml:space="preserve">48</w:t>
-      </w:r>
-      <w:r>
-        <w:rPr>
-          <w:rStyle w:val="NormalTok"/>
-        </w:rPr>
-        <w:t xml:space="preserve">, </w:t>
-      </w:r>
-      <w:r>
-        <w:rPr>
-          <w:rStyle w:val="DecValTok"/>
-        </w:rPr>
-        <w:t xml:space="preserve">40</w:t>
-      </w:r>
-      <w:r>
-        <w:rPr>
-          <w:rStyle w:val="NormalTok"/>
-        </w:rPr>
-        <w:t xml:space="preserve">, </w:t>
-      </w:r>
-      <w:r>
-        <w:rPr>
-          <w:rStyle w:val="DecValTok"/>
-        </w:rPr>
-        <w:t xml:space="preserve">31</w:t>
-      </w:r>
-      <w:r>
-        <w:rPr>
-          <w:rStyle w:val="NormalTok"/>
-        </w:rPr>
-        <w:t xml:space="preserve">, </w:t>
-      </w:r>
-      <w:r>
-        <w:rPr>
-          <w:rStyle w:val="DecValTok"/>
-        </w:rPr>
-        <w:t xml:space="preserve">34</w:t>
-      </w:r>
-      <w:r>
-        <w:rPr>
-          <w:rStyle w:val="NormalTok"/>
-        </w:rPr>
-        <w:t xml:space="preserve">, </w:t>
-      </w:r>
-      <w:r>
-        <w:rPr>
-          <w:rStyle w:val="DecValTok"/>
-        </w:rPr>
-        <w:t xml:space="preserve">32</w:t>
-      </w:r>
-      <w:r>
-        <w:rPr>
-          <w:rStyle w:val="NormalTok"/>
-        </w:rPr>
-        <w:t xml:space="preserve">, </w:t>
-      </w:r>
-      <w:r>
-        <w:rPr>
-          <w:rStyle w:val="DecValTok"/>
-        </w:rPr>
-        <w:t xml:space="preserve">25</w:t>
-      </w:r>
-      <w:r>
-        <w:rPr>
-          <w:rStyle w:val="NormalTok"/>
-        </w:rPr>
-        <w:t xml:space="preserve">),</w:t>
-      </w:r>
-      <w:r>
-        <w:br/>
-      </w:r>
-      <w:r>
-        <w:rPr>
-          <w:rStyle w:val="NormalTok"/>
-        </w:rPr>
-        <w:t xml:space="preserve">  </w:t>
-      </w:r>
-      <w:r>
-        <w:rPr>
-          <w:rStyle w:val="StringTok"/>
-        </w:rPr>
-        <w:t xml:space="preserve">`</w:t>
-      </w:r>
-      <w:r>
-        <w:rPr>
-          <w:rStyle w:val="AttributeTok"/>
-        </w:rPr>
-        <w:t xml:space="preserve">Organic C (g/kg)</w:t>
-      </w:r>
-      <w:r>
-        <w:rPr>
-          <w:rStyle w:val="StringTok"/>
-        </w:rPr>
-        <w:t xml:space="preserve">`</w:t>
-      </w:r>
-      <w:r>
-        <w:rPr>
-          <w:rStyle w:val="NormalTok"/>
-        </w:rPr>
-        <w:t xml:space="preserve"> </w:t>
-      </w:r>
-      <w:r>
-        <w:rPr>
-          <w:rStyle w:val="OtherTok"/>
-        </w:rPr>
-        <w:t xml:space="preserve">=</w:t>
-      </w:r>
-      <w:r>
-        <w:rPr>
-          <w:rStyle w:val="NormalTok"/>
-        </w:rPr>
-        <w:t xml:space="preserve"> </w:t>
-      </w:r>
-      <w:r>
-        <w:rPr>
-          <w:rStyle w:val="FunctionTok"/>
-        </w:rPr>
-        <w:t xml:space="preserve">c</w:t>
-      </w:r>
-      <w:r>
-        <w:rPr>
-          <w:rStyle w:val="NormalTok"/>
-        </w:rPr>
-        <w:t xml:space="preserve">(</w:t>
-      </w:r>
-      <w:r>
-        <w:rPr>
-          <w:rStyle w:val="DecValTok"/>
-        </w:rPr>
-        <w:t xml:space="preserve">21</w:t>
-      </w:r>
-      <w:r>
-        <w:rPr>
-          <w:rStyle w:val="NormalTok"/>
-        </w:rPr>
-        <w:t xml:space="preserve">, </w:t>
-      </w:r>
-      <w:r>
-        <w:rPr>
-          <w:rStyle w:val="DecValTok"/>
-        </w:rPr>
-        <w:t xml:space="preserve">14</w:t>
-      </w:r>
-      <w:r>
-        <w:rPr>
-          <w:rStyle w:val="NormalTok"/>
-        </w:rPr>
-        <w:t xml:space="preserve">, </w:t>
-      </w:r>
-      <w:r>
-        <w:rPr>
-          <w:rStyle w:val="DecValTok"/>
-        </w:rPr>
-        <w:t xml:space="preserve">23</w:t>
-      </w:r>
-      <w:r>
-        <w:rPr>
-          <w:rStyle w:val="NormalTok"/>
-        </w:rPr>
-        <w:t xml:space="preserve">, </w:t>
-      </w:r>
-      <w:r>
-        <w:rPr>
-          <w:rStyle w:val="DecValTok"/>
-        </w:rPr>
-        <w:t xml:space="preserve">16</w:t>
-      </w:r>
-      <w:r>
-        <w:rPr>
-          <w:rStyle w:val="NormalTok"/>
-        </w:rPr>
-        <w:t xml:space="preserve">, </w:t>
-      </w:r>
-      <w:r>
-        <w:rPr>
-          <w:rStyle w:val="DecValTok"/>
-        </w:rPr>
-        <w:t xml:space="preserve">24</w:t>
-      </w:r>
-      <w:r>
-        <w:rPr>
-          <w:rStyle w:val="NormalTok"/>
-        </w:rPr>
-        <w:t xml:space="preserve">, </w:t>
-      </w:r>
-      <w:r>
-        <w:rPr>
-          <w:rStyle w:val="DecValTok"/>
-        </w:rPr>
-        <w:t xml:space="preserve">27</w:t>
-      </w:r>
-      <w:r>
-        <w:rPr>
-          <w:rStyle w:val="NormalTok"/>
-        </w:rPr>
-        <w:t xml:space="preserve">),</w:t>
-      </w:r>
-      <w:r>
-        <w:br/>
-      </w:r>
-      <w:r>
-        <w:rPr>
-          <w:rStyle w:val="NormalTok"/>
-        </w:rPr>
-        <w:t xml:space="preserve">  </w:t>
-      </w:r>
-      <w:r>
-        <w:rPr>
-          <w:rStyle w:val="StringTok"/>
-        </w:rPr>
-        <w:t xml:space="preserve">`</w:t>
-      </w:r>
-      <w:r>
-        <w:rPr>
-          <w:rStyle w:val="AttributeTok"/>
-        </w:rPr>
-        <w:t xml:space="preserve">pH (H2O)</w:t>
-      </w:r>
-      <w:r>
-        <w:rPr>
-          <w:rStyle w:val="StringTok"/>
-        </w:rPr>
-        <w:t xml:space="preserve">`</w:t>
-      </w:r>
-      <w:r>
-        <w:rPr>
-          <w:rStyle w:val="NormalTok"/>
-        </w:rPr>
-        <w:t xml:space="preserve"> </w:t>
-      </w:r>
-      <w:r>
-        <w:rPr>
-          <w:rStyle w:val="OtherTok"/>
-        </w:rPr>
-        <w:t xml:space="preserve">=</w:t>
-      </w:r>
-      <w:r>
-        <w:rPr>
-          <w:rStyle w:val="NormalTok"/>
-        </w:rPr>
-        <w:t xml:space="preserve"> </w:t>
-      </w:r>
-      <w:r>
-        <w:rPr>
-          <w:rStyle w:val="FunctionTok"/>
-        </w:rPr>
-        <w:t xml:space="preserve">c</w:t>
-      </w:r>
-      <w:r>
-        <w:rPr>
-          <w:rStyle w:val="NormalTok"/>
-        </w:rPr>
-        <w:t xml:space="preserve">(</w:t>
-      </w:r>
-      <w:r>
-        <w:rPr>
-          <w:rStyle w:val="FloatTok"/>
-        </w:rPr>
-        <w:t xml:space="preserve">7.9</w:t>
-      </w:r>
-      <w:r>
-        <w:rPr>
-          <w:rStyle w:val="NormalTok"/>
-        </w:rPr>
-        <w:t xml:space="preserve">, </w:t>
-      </w:r>
-      <w:r>
-        <w:rPr>
-          <w:rStyle w:val="FloatTok"/>
-        </w:rPr>
-        <w:t xml:space="preserve">6.3</w:t>
-      </w:r>
-      <w:r>
-        <w:rPr>
-          <w:rStyle w:val="NormalTok"/>
-        </w:rPr>
-        <w:t xml:space="preserve">, </w:t>
-      </w:r>
-      <w:r>
-        <w:rPr>
-          <w:rStyle w:val="FloatTok"/>
-        </w:rPr>
-        <w:t xml:space="preserve">6.6</w:t>
-      </w:r>
-      <w:r>
-        <w:rPr>
-          <w:rStyle w:val="NormalTok"/>
-        </w:rPr>
-        <w:t xml:space="preserve">, </w:t>
-      </w:r>
-      <w:r>
-        <w:rPr>
-          <w:rStyle w:val="FloatTok"/>
-        </w:rPr>
-        <w:t xml:space="preserve">8.3</w:t>
-      </w:r>
-      <w:r>
-        <w:rPr>
-          <w:rStyle w:val="NormalTok"/>
-        </w:rPr>
-        <w:t xml:space="preserve">, </w:t>
-      </w:r>
-      <w:r>
-        <w:rPr>
-          <w:rStyle w:val="FloatTok"/>
-        </w:rPr>
-        <w:t xml:space="preserve">7.1</w:t>
-      </w:r>
-      <w:r>
-        <w:rPr>
-          <w:rStyle w:val="NormalTok"/>
-        </w:rPr>
-        <w:t xml:space="preserve">, </w:t>
-      </w:r>
-      <w:r>
-        <w:rPr>
-          <w:rStyle w:val="FloatTok"/>
-        </w:rPr>
-        <w:t xml:space="preserve">7.4</w:t>
-      </w:r>
-      <w:r>
-        <w:rPr>
-          <w:rStyle w:val="NormalTok"/>
-        </w:rPr>
-        <w:t xml:space="preserve">),</w:t>
-      </w:r>
-      <w:r>
-        <w:br/>
-      </w:r>
-      <w:r>
-        <w:rPr>
-          <w:rStyle w:val="NormalTok"/>
-        </w:rPr>
-        <w:t xml:space="preserve">  </w:t>
-      </w:r>
-      <w:r>
-        <w:rPr>
-          <w:rStyle w:val="AttributeTok"/>
-        </w:rPr>
-        <w:t xml:space="preserve">check.names =</w:t>
-      </w:r>
-      <w:r>
-        <w:rPr>
-          <w:rStyle w:val="NormalTok"/>
-        </w:rPr>
-        <w:t xml:space="preserve"> </w:t>
-      </w:r>
-      <w:r>
-        <w:rPr>
-          <w:rStyle w:val="ConstantTok"/>
-        </w:rPr>
-        <w:t xml:space="preserve">FALSE</w:t>
-      </w:r>
-      <w:r>
-        <w:br/>
-      </w:r>
-      <w:r>
-        <w:rPr>
-          <w:rStyle w:val="NormalTok"/>
-        </w:rPr>
-        <w:t xml:space="preserve">)</w:t>
-      </w:r>
-      <w:r>
-        <w:br/>
-      </w:r>
-      <w:r>
-        <w:br/>
-      </w:r>
-      <w:r>
-        <w:rPr>
-          <w:rStyle w:val="NormalTok"/>
-        </w:rPr>
-        <w:t xml:space="preserve">knitr</w:t>
-      </w:r>
-      <w:r>
-        <w:rPr>
-          <w:rStyle w:val="SpecialCharTok"/>
-        </w:rPr>
-        <w:t xml:space="preserve">::</w:t>
-      </w:r>
-      <w:r>
-        <w:rPr>
-          <w:rStyle w:val="FunctionTok"/>
-        </w:rPr>
         <w:t xml:space="preserve">kable</w:t>
       </w:r>
       <w:r>
@@ -1027,6 +1006,635 @@
           <w:rStyle w:val="NormalTok"/>
         </w:rPr>
         <w:t xml:space="preserve">(sites_df_corrected)</w:t>
+      </w:r>
+    </w:p>
+    <w:tbl>
+      <w:tblPr>
+        <w:tblStyle w:val="Table"/>
+        <w:tblW w:type="pct" w:w="5000"/>
+        <w:tblLayout w:type="fixed"/>
+        <w:tblLook w:firstRow="0" w:lastRow="0" w:firstColumn="0" w:lastColumn="0" w:noHBand="0" w:noVBand="0" w:val="0000"/>
+      </w:tblPr>
+      <w:tblGrid>
+        <w:gridCol w:w="7920"/>
+      </w:tblGrid>
+      <w:tr>
+        <w:tc>
+          <w:tcPr/>
+          <w:bookmarkStart w:id="10" w:name="tbl-sites-corrected"/>
+          <w:p>
+            <w:pPr>
+              <w:jc w:val="center"/>
+            </w:pPr>
+            <w:pPr>
+              <w:jc w:val="left"/>
+              <w:spacing w:before="200"/>
+              <w:pStyle w:val="ImageCaption"/>
+            </w:pPr>
+            <w:r>
+              <w:t xml:space="preserve">Table 1: Soil characteristics of the six long-term experimental sites. Data adapted from Hirte et al. (2021).</w:t>
+            </w:r>
+          </w:p>
+          <w:tbl>
+            <w:tblPr>
+              <w:tblStyle w:val="Table"/>
+              <w:tblW w:type="pct" w:w="5000"/>
+              <w:tblLayout w:type="fixed"/>
+              <w:tblLook w:firstRow="1" w:lastRow="0" w:firstColumn="0" w:lastColumn="0" w:noHBand="0" w:noVBand="0" w:val="0020"/>
+            </w:tblPr>
+            <w:tblGrid>
+              <w:gridCol w:w="557"/>
+              <w:gridCol w:w="2454"/>
+              <w:gridCol w:w="1003"/>
+              <w:gridCol w:w="1003"/>
+              <w:gridCol w:w="1896"/>
+              <w:gridCol w:w="1003"/>
+            </w:tblGrid>
+            <w:tr>
+              <w:trPr>
+                <w:tblHeader w:val="on"/>
+              </w:trPr>
+              <w:tc>
+                <w:tcPr/>
+                <w:p>
+                  <w:pPr>
+                    <w:pStyle w:val="Compact"/>
+                    <w:jc w:val="left"/>
+                    <w:jc w:val="center"/>
+                  </w:pPr>
+                  <w:r>
+                    <w:t xml:space="preserve">Site</w:t>
+                  </w:r>
+                </w:p>
+              </w:tc>
+              <w:tc>
+                <w:tcPr/>
+                <w:p>
+                  <w:pPr>
+                    <w:pStyle w:val="Compact"/>
+                    <w:jc w:val="left"/>
+                    <w:jc w:val="center"/>
+                  </w:pPr>
+                  <w:r>
+                    <w:t xml:space="preserve">Soil Type (WRB)</w:t>
+                  </w:r>
+                </w:p>
+              </w:tc>
+              <w:tc>
+                <w:tcPr/>
+                <w:p>
+                  <w:pPr>
+                    <w:pStyle w:val="Compact"/>
+                    <w:jc w:val="right"/>
+                    <w:jc w:val="center"/>
+                  </w:pPr>
+                  <w:r>
+                    <w:t xml:space="preserve">Clay (%)</w:t>
+                  </w:r>
+                </w:p>
+              </w:tc>
+              <w:tc>
+                <w:tcPr/>
+                <w:p>
+                  <w:pPr>
+                    <w:pStyle w:val="Compact"/>
+                    <w:jc w:val="right"/>
+                    <w:jc w:val="center"/>
+                  </w:pPr>
+                  <w:r>
+                    <w:t xml:space="preserve">Sand (%)</w:t>
+                  </w:r>
+                </w:p>
+              </w:tc>
+              <w:tc>
+                <w:tcPr/>
+                <w:p>
+                  <w:pPr>
+                    <w:pStyle w:val="Compact"/>
+                    <w:jc w:val="right"/>
+                    <w:jc w:val="center"/>
+                  </w:pPr>
+                  <w:r>
+                    <w:t xml:space="preserve">Organic C (g/kg)</w:t>
+                  </w:r>
+                </w:p>
+              </w:tc>
+              <w:tc>
+                <w:tcPr/>
+                <w:p>
+                  <w:pPr>
+                    <w:pStyle w:val="Compact"/>
+                    <w:jc w:val="right"/>
+                    <w:jc w:val="center"/>
+                  </w:pPr>
+                  <w:r>
+                    <w:t xml:space="preserve">pH (H2O)</w:t>
+                  </w:r>
+                </w:p>
+              </w:tc>
+            </w:tr>
+            <w:tr>
+              <w:tc>
+                <w:tcPr/>
+                <w:p>
+                  <w:pPr>
+                    <w:pStyle w:val="Compact"/>
+                    <w:jc w:val="left"/>
+                    <w:jc w:val="center"/>
+                  </w:pPr>
+                  <w:r>
+                    <w:t xml:space="preserve">ALT</w:t>
+                  </w:r>
+                </w:p>
+              </w:tc>
+              <w:tc>
+                <w:tcPr/>
+                <w:p>
+                  <w:pPr>
+                    <w:pStyle w:val="Compact"/>
+                    <w:jc w:val="left"/>
+                    <w:jc w:val="center"/>
+                  </w:pPr>
+                  <w:r>
+                    <w:t xml:space="preserve">Calcaric Cambisol</w:t>
+                  </w:r>
+                </w:p>
+              </w:tc>
+              <w:tc>
+                <w:tcPr/>
+                <w:p>
+                  <w:pPr>
+                    <w:pStyle w:val="Compact"/>
+                    <w:jc w:val="right"/>
+                    <w:jc w:val="center"/>
+                  </w:pPr>
+                  <w:r>
+                    <w:t xml:space="preserve">22</w:t>
+                  </w:r>
+                </w:p>
+              </w:tc>
+              <w:tc>
+                <w:tcPr/>
+                <w:p>
+                  <w:pPr>
+                    <w:pStyle w:val="Compact"/>
+                    <w:jc w:val="right"/>
+                    <w:jc w:val="center"/>
+                  </w:pPr>
+                  <w:r>
+                    <w:t xml:space="preserve">48</w:t>
+                  </w:r>
+                </w:p>
+              </w:tc>
+              <w:tc>
+                <w:tcPr/>
+                <w:p>
+                  <w:pPr>
+                    <w:pStyle w:val="Compact"/>
+                    <w:jc w:val="right"/>
+                    <w:jc w:val="center"/>
+                  </w:pPr>
+                  <w:r>
+                    <w:t xml:space="preserve">21</w:t>
+                  </w:r>
+                </w:p>
+              </w:tc>
+              <w:tc>
+                <w:tcPr/>
+                <w:p>
+                  <w:pPr>
+                    <w:pStyle w:val="Compact"/>
+                    <w:jc w:val="right"/>
+                    <w:jc w:val="center"/>
+                  </w:pPr>
+                  <w:r>
+                    <w:t xml:space="preserve">7.9</w:t>
+                  </w:r>
+                </w:p>
+              </w:tc>
+            </w:tr>
+            <w:tr>
+              <w:tc>
+                <w:tcPr/>
+                <w:p>
+                  <w:pPr>
+                    <w:pStyle w:val="Compact"/>
+                    <w:jc w:val="left"/>
+                    <w:jc w:val="center"/>
+                  </w:pPr>
+                  <w:r>
+                    <w:t xml:space="preserve">CAD</w:t>
+                  </w:r>
+                </w:p>
+              </w:tc>
+              <w:tc>
+                <w:tcPr/>
+                <w:p>
+                  <w:pPr>
+                    <w:pStyle w:val="Compact"/>
+                    <w:jc w:val="left"/>
+                    <w:jc w:val="center"/>
+                  </w:pPr>
+                  <w:r>
+                    <w:t xml:space="preserve">Eutric Fluvisol</w:t>
+                  </w:r>
+                </w:p>
+              </w:tc>
+              <w:tc>
+                <w:tcPr/>
+                <w:p>
+                  <w:pPr>
+                    <w:pStyle w:val="Compact"/>
+                    <w:jc w:val="right"/>
+                    <w:jc w:val="center"/>
+                  </w:pPr>
+                  <w:r>
+                    <w:t xml:space="preserve">8</w:t>
+                  </w:r>
+                </w:p>
+              </w:tc>
+              <w:tc>
+                <w:tcPr/>
+                <w:p>
+                  <w:pPr>
+                    <w:pStyle w:val="Compact"/>
+                    <w:jc w:val="right"/>
+                    <w:jc w:val="center"/>
+                  </w:pPr>
+                  <w:r>
+                    <w:t xml:space="preserve">40</w:t>
+                  </w:r>
+                </w:p>
+              </w:tc>
+              <w:tc>
+                <w:tcPr/>
+                <w:p>
+                  <w:pPr>
+                    <w:pStyle w:val="Compact"/>
+                    <w:jc w:val="right"/>
+                    <w:jc w:val="center"/>
+                  </w:pPr>
+                  <w:r>
+                    <w:t xml:space="preserve">14</w:t>
+                  </w:r>
+                </w:p>
+              </w:tc>
+              <w:tc>
+                <w:tcPr/>
+                <w:p>
+                  <w:pPr>
+                    <w:pStyle w:val="Compact"/>
+                    <w:jc w:val="right"/>
+                    <w:jc w:val="center"/>
+                  </w:pPr>
+                  <w:r>
+                    <w:t xml:space="preserve">6.3</w:t>
+                  </w:r>
+                </w:p>
+              </w:tc>
+            </w:tr>
+            <w:tr>
+              <w:tc>
+                <w:tcPr/>
+                <w:p>
+                  <w:pPr>
+                    <w:pStyle w:val="Compact"/>
+                    <w:jc w:val="left"/>
+                    <w:jc w:val="center"/>
+                  </w:pPr>
+                  <w:r>
+                    <w:t xml:space="preserve">ELL</w:t>
+                  </w:r>
+                </w:p>
+              </w:tc>
+              <w:tc>
+                <w:tcPr/>
+                <w:p>
+                  <w:pPr>
+                    <w:pStyle w:val="Compact"/>
+                    <w:jc w:val="left"/>
+                    <w:jc w:val="center"/>
+                  </w:pPr>
+                  <w:r>
+                    <w:t xml:space="preserve">Eutric Cambisol</w:t>
+                  </w:r>
+                </w:p>
+              </w:tc>
+              <w:tc>
+                <w:tcPr/>
+                <w:p>
+                  <w:pPr>
+                    <w:pStyle w:val="Compact"/>
+                    <w:jc w:val="right"/>
+                    <w:jc w:val="center"/>
+                  </w:pPr>
+                  <w:r>
+                    <w:t xml:space="preserve">33</w:t>
+                  </w:r>
+                </w:p>
+              </w:tc>
+              <w:tc>
+                <w:tcPr/>
+                <w:p>
+                  <w:pPr>
+                    <w:pStyle w:val="Compact"/>
+                    <w:jc w:val="right"/>
+                    <w:jc w:val="center"/>
+                  </w:pPr>
+                  <w:r>
+                    <w:t xml:space="preserve">31</w:t>
+                  </w:r>
+                </w:p>
+              </w:tc>
+              <w:tc>
+                <w:tcPr/>
+                <w:p>
+                  <w:pPr>
+                    <w:pStyle w:val="Compact"/>
+                    <w:jc w:val="right"/>
+                    <w:jc w:val="center"/>
+                  </w:pPr>
+                  <w:r>
+                    <w:t xml:space="preserve">23</w:t>
+                  </w:r>
+                </w:p>
+              </w:tc>
+              <w:tc>
+                <w:tcPr/>
+                <w:p>
+                  <w:pPr>
+                    <w:pStyle w:val="Compact"/>
+                    <w:jc w:val="right"/>
+                    <w:jc w:val="center"/>
+                  </w:pPr>
+                  <w:r>
+                    <w:t xml:space="preserve">6.6</w:t>
+                  </w:r>
+                </w:p>
+              </w:tc>
+            </w:tr>
+            <w:tr>
+              <w:tc>
+                <w:tcPr/>
+                <w:p>
+                  <w:pPr>
+                    <w:pStyle w:val="Compact"/>
+                    <w:jc w:val="left"/>
+                    <w:jc w:val="center"/>
+                  </w:pPr>
+                  <w:r>
+                    <w:t xml:space="preserve">GRA</w:t>
+                  </w:r>
+                </w:p>
+              </w:tc>
+              <w:tc>
+                <w:tcPr/>
+                <w:p>
+                  <w:pPr>
+                    <w:pStyle w:val="Compact"/>
+                    <w:jc w:val="left"/>
+                    <w:jc w:val="center"/>
+                  </w:pPr>
+                  <w:r>
+                    <w:t xml:space="preserve">Calcaric Fluvisol</w:t>
+                  </w:r>
+                </w:p>
+              </w:tc>
+              <w:tc>
+                <w:tcPr/>
+                <w:p>
+                  <w:pPr>
+                    <w:pStyle w:val="Compact"/>
+                    <w:jc w:val="right"/>
+                    <w:jc w:val="center"/>
+                  </w:pPr>
+                  <w:r>
+                    <w:t xml:space="preserve">17</w:t>
+                  </w:r>
+                </w:p>
+              </w:tc>
+              <w:tc>
+                <w:tcPr/>
+                <w:p>
+                  <w:pPr>
+                    <w:pStyle w:val="Compact"/>
+                    <w:jc w:val="right"/>
+                    <w:jc w:val="center"/>
+                  </w:pPr>
+                  <w:r>
+                    <w:t xml:space="preserve">34</w:t>
+                  </w:r>
+                </w:p>
+              </w:tc>
+              <w:tc>
+                <w:tcPr/>
+                <w:p>
+                  <w:pPr>
+                    <w:pStyle w:val="Compact"/>
+                    <w:jc w:val="right"/>
+                    <w:jc w:val="center"/>
+                  </w:pPr>
+                  <w:r>
+                    <w:t xml:space="preserve">16</w:t>
+                  </w:r>
+                </w:p>
+              </w:tc>
+              <w:tc>
+                <w:tcPr/>
+                <w:p>
+                  <w:pPr>
+                    <w:pStyle w:val="Compact"/>
+                    <w:jc w:val="right"/>
+                    <w:jc w:val="center"/>
+                  </w:pPr>
+                  <w:r>
+                    <w:t xml:space="preserve">8.3</w:t>
+                  </w:r>
+                </w:p>
+              </w:tc>
+            </w:tr>
+            <w:tr>
+              <w:tc>
+                <w:tcPr/>
+                <w:p>
+                  <w:pPr>
+                    <w:pStyle w:val="Compact"/>
+                    <w:jc w:val="left"/>
+                    <w:jc w:val="center"/>
+                  </w:pPr>
+                  <w:r>
+                    <w:t xml:space="preserve">OEN</w:t>
+                  </w:r>
+                </w:p>
+              </w:tc>
+              <w:tc>
+                <w:tcPr/>
+                <w:p>
+                  <w:pPr>
+                    <w:pStyle w:val="Compact"/>
+                    <w:jc w:val="left"/>
+                    <w:jc w:val="center"/>
+                  </w:pPr>
+                  <w:r>
+                    <w:t xml:space="preserve">Gleyic-calc. Cambisol</w:t>
+                  </w:r>
+                </w:p>
+              </w:tc>
+              <w:tc>
+                <w:tcPr/>
+                <w:p>
+                  <w:pPr>
+                    <w:pStyle w:val="Compact"/>
+                    <w:jc w:val="right"/>
+                    <w:jc w:val="center"/>
+                  </w:pPr>
+                  <w:r>
+                    <w:t xml:space="preserve">37</w:t>
+                  </w:r>
+                </w:p>
+              </w:tc>
+              <w:tc>
+                <w:tcPr/>
+                <w:p>
+                  <w:pPr>
+                    <w:pStyle w:val="Compact"/>
+                    <w:jc w:val="right"/>
+                    <w:jc w:val="center"/>
+                  </w:pPr>
+                  <w:r>
+                    <w:t xml:space="preserve">32</w:t>
+                  </w:r>
+                </w:p>
+              </w:tc>
+              <w:tc>
+                <w:tcPr/>
+                <w:p>
+                  <w:pPr>
+                    <w:pStyle w:val="Compact"/>
+                    <w:jc w:val="right"/>
+                    <w:jc w:val="center"/>
+                  </w:pPr>
+                  <w:r>
+                    <w:t xml:space="preserve">24</w:t>
+                  </w:r>
+                </w:p>
+              </w:tc>
+              <w:tc>
+                <w:tcPr/>
+                <w:p>
+                  <w:pPr>
+                    <w:pStyle w:val="Compact"/>
+                    <w:jc w:val="right"/>
+                    <w:jc w:val="center"/>
+                  </w:pPr>
+                  <w:r>
+                    <w:t xml:space="preserve">7.1</w:t>
+                  </w:r>
+                </w:p>
+              </w:tc>
+            </w:tr>
+            <w:tr>
+              <w:tc>
+                <w:tcPr/>
+                <w:p>
+                  <w:pPr>
+                    <w:pStyle w:val="Compact"/>
+                    <w:jc w:val="left"/>
+                    <w:jc w:val="center"/>
+                  </w:pPr>
+                  <w:r>
+                    <w:t xml:space="preserve">REC</w:t>
+                  </w:r>
+                </w:p>
+              </w:tc>
+              <w:tc>
+                <w:tcPr/>
+                <w:p>
+                  <w:pPr>
+                    <w:pStyle w:val="Compact"/>
+                    <w:jc w:val="left"/>
+                    <w:jc w:val="center"/>
+                  </w:pPr>
+                  <w:r>
+                    <w:t xml:space="preserve">Eutric Gleysol</w:t>
+                  </w:r>
+                </w:p>
+              </w:tc>
+              <w:tc>
+                <w:tcPr/>
+                <w:p>
+                  <w:pPr>
+                    <w:pStyle w:val="Compact"/>
+                    <w:jc w:val="right"/>
+                    <w:jc w:val="center"/>
+                  </w:pPr>
+                  <w:r>
+                    <w:t xml:space="preserve">39</w:t>
+                  </w:r>
+                </w:p>
+              </w:tc>
+              <w:tc>
+                <w:tcPr/>
+                <w:p>
+                  <w:pPr>
+                    <w:pStyle w:val="Compact"/>
+                    <w:jc w:val="right"/>
+                    <w:jc w:val="center"/>
+                  </w:pPr>
+                  <w:r>
+                    <w:t xml:space="preserve">25</w:t>
+                  </w:r>
+                </w:p>
+              </w:tc>
+              <w:tc>
+                <w:tcPr/>
+                <w:p>
+                  <w:pPr>
+                    <w:pStyle w:val="Compact"/>
+                    <w:jc w:val="right"/>
+                    <w:jc w:val="center"/>
+                  </w:pPr>
+                  <w:r>
+                    <w:t xml:space="preserve">27</w:t>
+                  </w:r>
+                </w:p>
+              </w:tc>
+              <w:tc>
+                <w:tcPr/>
+                <w:p>
+                  <w:pPr>
+                    <w:pStyle w:val="Compact"/>
+                    <w:jc w:val="right"/>
+                    <w:jc w:val="center"/>
+                  </w:pPr>
+                  <w:r>
+                    <w:t xml:space="preserve">7.4</w:t>
+                  </w:r>
+                </w:p>
+              </w:tc>
+            </w:tr>
+          </w:tbl>
+          <w:bookmarkEnd w:id="10"/>
+          <w:p/>
+        </w:tc>
+      </w:tr>
+    </w:tbl>
+    <w:p>
+      <w:pPr>
+        <w:pStyle w:val="BodyText"/>
+      </w:pPr>
+      <w:r>
+        <w:t xml:space="preserve">Soil samples for this thesis were collected in the year 2022 from the topsoil layer (0-20 cm).</w:t>
+      </w:r>
+    </w:p>
+    <w:bookmarkEnd w:id="11"/>
+    <w:bookmarkStart w:id="14" w:name="sec-phosphorus-desorption-kinetics"/>
+    <w:p>
+      <w:pPr>
+        <w:pStyle w:val="Heading2"/>
+      </w:pPr>
+      <w:r>
+        <w:t xml:space="preserve">1.3 Phosphorus Desorption Kinetics and Thermodynamics</w:t>
       </w:r>
     </w:p>
     <w:p>
@@ -1034,37 +1642,19 @@
         <w:pStyle w:val="FirstParagraph"/>
       </w:pPr>
       <w:r>
-        <w:t xml:space="preserve">Soil samples for this thesis were collected in the year 2022 from the topsoil layer (0-20 cm).</w:t>
+        <w:t xml:space="preserve">The laboratory extraction of phosphorus was based on the sequential kinetic principles established by</w:t>
+      </w:r>
+      <w:r>
+        <w:t xml:space="preserve"> </w:t>
+      </w:r>
+      <w:r>
+        <w:t xml:space="preserve">Flossmann &amp; Richter (1982)</w:t>
+      </w:r>
+      <w:r>
+        <w:t xml:space="preserve">, subsequently modified to capture high-resolution temporal kinetics and corrected to reflect true thermodynamic activity.</w:t>
       </w:r>
     </w:p>
-    <w:bookmarkEnd w:id="10"/>
-    <w:bookmarkStart w:id="13" w:name="sec-phosphorus-desorption-kinetics"/>
-    <w:p>
-      <w:pPr>
-        <w:pStyle w:val="Heading2"/>
-      </w:pPr>
-      <w:r>
-        <w:t xml:space="preserve">1.3 Phosphorus Desorption Kinetics and Thermodynamics</w:t>
-      </w:r>
-    </w:p>
-    <w:p>
-      <w:pPr>
-        <w:pStyle w:val="FirstParagraph"/>
-      </w:pPr>
-      <w:r>
-        <w:t xml:space="preserve">The laboratory extraction of phosphorus was based on the sequential kinetic principles established by</w:t>
-      </w:r>
-      <w:r>
-        <w:t xml:space="preserve"> </w:t>
-      </w:r>
-      <w:r>
-        <w:t xml:space="preserve">Flossmann &amp; Richter (1982)</w:t>
-      </w:r>
-      <w:r>
-        <w:t xml:space="preserve">, subsequently modified to capture high-resolution temporal kinetics and corrected to reflect true thermodynamic activity.</w:t>
-      </w:r>
-    </w:p>
-    <w:bookmarkStart w:id="11" w:name="Xbd6c1e5704c75ae9a98b5e8f17a138b0c980a04"/>
+    <w:bookmarkStart w:id="12" w:name="Xbd6c1e5704c75ae9a98b5e8f17a138b0c980a04"/>
     <w:p>
       <w:pPr>
         <w:pStyle w:val="Heading3"/>
@@ -1164,8 +1754,8 @@
         <w:t xml:space="preserve">.</w:t>
       </w:r>
     </w:p>
-    <w:bookmarkEnd w:id="11"/>
-    <w:bookmarkStart w:id="12" w:name="sec-thermodynamic-correction"/>
+    <w:bookmarkEnd w:id="12"/>
+    <w:bookmarkStart w:id="13" w:name="sec-thermodynamic-correction"/>
     <w:p>
       <w:pPr>
         <w:pStyle w:val="Heading3"/>
@@ -1643,9 +2233,9 @@
         <w:t xml:space="preserve">) metric.</w:t>
       </w:r>
     </w:p>
-    <w:bookmarkEnd w:id="12"/>
     <w:bookmarkEnd w:id="13"/>
-    <w:bookmarkStart w:id="30" w:name="sec-statistical-analysis"/>
+    <w:bookmarkEnd w:id="14"/>
+    <w:bookmarkStart w:id="32" w:name="sec-statistical-analysis"/>
     <w:p>
       <w:pPr>
         <w:pStyle w:val="Heading2"/>
@@ -1743,7 +2333,7 @@
         <w:t xml:space="preserve">for partial differential equation solving.</w:t>
       </w:r>
     </w:p>
-    <w:bookmarkStart w:id="14" w:name="X66c8e447a19c304ef14b8d97356eebce6eb189a"/>
+    <w:bookmarkStart w:id="15" w:name="X66c8e447a19c304ef14b8d97356eebce6eb189a"/>
     <w:p>
       <w:pPr>
         <w:pStyle w:val="Heading3"/>
@@ -2161,8 +2751,8 @@
         </m:oMath>
       </m:oMathPara>
     </w:p>
-    <w:bookmarkEnd w:id="14"/>
-    <w:bookmarkStart w:id="15" w:name="X1cf47a909557ed9ebde43d137cb1950c10fa0a6"/>
+    <w:bookmarkEnd w:id="15"/>
+    <w:bookmarkStart w:id="16" w:name="X1cf47a909557ed9ebde43d137cb1950c10fa0a6"/>
     <w:p>
       <w:pPr>
         <w:pStyle w:val="Heading3"/>
@@ -2576,8 +3166,8 @@
         </m:oMath>
       </m:oMathPara>
     </w:p>
-    <w:bookmarkEnd w:id="15"/>
-    <w:bookmarkStart w:id="16" w:name="X1fad81012fcba959795e5efc9d9880b48046764"/>
+    <w:bookmarkEnd w:id="16"/>
+    <w:bookmarkStart w:id="17" w:name="X1fad81012fcba959795e5efc9d9880b48046764"/>
     <w:p>
       <w:pPr>
         <w:pStyle w:val="Heading3"/>
@@ -2751,8 +3341,8 @@
         <w:t xml:space="preserve">, providing a highly stable metric representing the percentage of the crop’s long-term biological potential achieved.</w:t>
       </w:r>
     </w:p>
-    <w:bookmarkEnd w:id="16"/>
-    <w:bookmarkStart w:id="17" w:name="X58542cabf128eedeee182ac79d5f1c7c4f09633"/>
+    <w:bookmarkEnd w:id="17"/>
+    <w:bookmarkStart w:id="19" w:name="X58542cabf128eedeee182ac79d5f1c7c4f09633"/>
     <w:p>
       <w:pPr>
         <w:pStyle w:val="Heading3"/>
@@ -2956,36 +3546,243 @@
       </w:pPr>
       <w:r>
         <w:rPr>
-          <w:rStyle w:val="CommentTok"/>
-        </w:rPr>
-        <w:t xml:space="preserve">#| label: tbl-variables-updated</w:t>
+          <w:rStyle w:val="NormalTok"/>
+        </w:rPr>
+        <w:t xml:space="preserve">variables_df </w:t>
+      </w:r>
+      <w:r>
+        <w:rPr>
+          <w:rStyle w:val="OtherTok"/>
+        </w:rPr>
+        <w:t xml:space="preserve">&lt;-</w:t>
+      </w:r>
+      <w:r>
+        <w:rPr>
+          <w:rStyle w:val="NormalTok"/>
+        </w:rPr>
+        <w:t xml:space="preserve"> </w:t>
+      </w:r>
+      <w:r>
+        <w:rPr>
+          <w:rStyle w:val="FunctionTok"/>
+        </w:rPr>
+        <w:t xml:space="preserve">data.frame</w:t>
+      </w:r>
+      <w:r>
+        <w:rPr>
+          <w:rStyle w:val="NormalTok"/>
+        </w:rPr>
+        <w:t xml:space="preserve">(</w:t>
       </w:r>
       <w:r>
         <w:br/>
       </w:r>
       <w:r>
         <w:rPr>
-          <w:rStyle w:val="CommentTok"/>
-        </w:rPr>
-        <w:t xml:space="preserve">#| tbl-cap: "Description of key variables used in the thermodynamic and agronomic models."</w:t>
+          <w:rStyle w:val="NormalTok"/>
+        </w:rPr>
+        <w:t xml:space="preserve">  </w:t>
+      </w:r>
+      <w:r>
+        <w:rPr>
+          <w:rStyle w:val="AttributeTok"/>
+        </w:rPr>
+        <w:t xml:space="preserve">Abbreviation =</w:t>
+      </w:r>
+      <w:r>
+        <w:rPr>
+          <w:rStyle w:val="NormalTok"/>
+        </w:rPr>
+        <w:t xml:space="preserve"> </w:t>
+      </w:r>
+      <w:r>
+        <w:rPr>
+          <w:rStyle w:val="FunctionTok"/>
+        </w:rPr>
+        <w:t xml:space="preserve">c</w:t>
+      </w:r>
+      <w:r>
+        <w:rPr>
+          <w:rStyle w:val="NormalTok"/>
+        </w:rPr>
+        <w:t xml:space="preserve">(</w:t>
+      </w:r>
+      <w:r>
+        <w:rPr>
+          <w:rStyle w:val="StringTok"/>
+        </w:rPr>
+        <w:t xml:space="preserve">"$Y_{rel</w:t>
+      </w:r>
+      <w:r>
+        <w:rPr>
+          <w:rStyle w:val="SpecialCharTok"/>
+        </w:rPr>
+        <w:t xml:space="preserve">\\</w:t>
+      </w:r>
+      <w:r>
+        <w:rPr>
+          <w:rStyle w:val="StringTok"/>
+        </w:rPr>
+        <w:t xml:space="preserve">_hist}$"</w:t>
+      </w:r>
+      <w:r>
+        <w:rPr>
+          <w:rStyle w:val="NormalTok"/>
+        </w:rPr>
+        <w:t xml:space="preserve">, </w:t>
+      </w:r>
+      <w:r>
+        <w:rPr>
+          <w:rStyle w:val="StringTok"/>
+        </w:rPr>
+        <w:t xml:space="preserve">"$Uptake_{rel}$"</w:t>
+      </w:r>
+      <w:r>
+        <w:rPr>
+          <w:rStyle w:val="NormalTok"/>
+        </w:rPr>
+        <w:t xml:space="preserve">, </w:t>
+      </w:r>
+      <w:r>
+        <w:rPr>
+          <w:rStyle w:val="StringTok"/>
+        </w:rPr>
+        <w:t xml:space="preserve">"$P_{bal}$"</w:t>
+      </w:r>
+      <w:r>
+        <w:rPr>
+          <w:rStyle w:val="NormalTok"/>
+        </w:rPr>
+        <w:t xml:space="preserve">, </w:t>
       </w:r>
       <w:r>
         <w:br/>
       </w:r>
       <w:r>
+        <w:rPr>
+          <w:rStyle w:val="NormalTok"/>
+        </w:rPr>
+        <w:t xml:space="preserve">                   </w:t>
+      </w:r>
+      <w:r>
+        <w:rPr>
+          <w:rStyle w:val="StringTok"/>
+        </w:rPr>
+        <w:t xml:space="preserve">"$k$"</w:t>
+      </w:r>
+      <w:r>
+        <w:rPr>
+          <w:rStyle w:val="NormalTok"/>
+        </w:rPr>
+        <w:t xml:space="preserve">, </w:t>
+      </w:r>
+      <w:r>
+        <w:rPr>
+          <w:rStyle w:val="StringTok"/>
+        </w:rPr>
+        <w:t xml:space="preserve">"$a_{max}$"</w:t>
+      </w:r>
+      <w:r>
+        <w:rPr>
+          <w:rStyle w:val="NormalTok"/>
+        </w:rPr>
+        <w:t xml:space="preserve">, </w:t>
+      </w:r>
+      <w:r>
+        <w:rPr>
+          <w:rStyle w:val="StringTok"/>
+        </w:rPr>
+        <w:t xml:space="preserve">"$J_0$"</w:t>
+      </w:r>
+      <w:r>
+        <w:rPr>
+          <w:rStyle w:val="NormalTok"/>
+        </w:rPr>
+        <w:t xml:space="preserve">, </w:t>
+      </w:r>
+      <w:r>
         <w:br/>
       </w:r>
       <w:r>
         <w:rPr>
           <w:rStyle w:val="NormalTok"/>
         </w:rPr>
-        <w:t xml:space="preserve">variables_df </w:t>
+        <w:t xml:space="preserve">                   </w:t>
+      </w:r>
+      <w:r>
+        <w:rPr>
+          <w:rStyle w:val="StringTok"/>
+        </w:rPr>
+        <w:t xml:space="preserve">"$P_{AAE10}$"</w:t>
+      </w:r>
+      <w:r>
+        <w:rPr>
+          <w:rStyle w:val="NormalTok"/>
+        </w:rPr>
+        <w:t xml:space="preserve">, </w:t>
+      </w:r>
+      <w:r>
+        <w:rPr>
+          <w:rStyle w:val="StringTok"/>
+        </w:rPr>
+        <w:t xml:space="preserve">"$</w:t>
+      </w:r>
+      <w:r>
+        <w:rPr>
+          <w:rStyle w:val="SpecialCharTok"/>
+        </w:rPr>
+        <w:t xml:space="preserve">\\</w:t>
+      </w:r>
+      <w:r>
+        <w:rPr>
+          <w:rStyle w:val="StringTok"/>
+        </w:rPr>
+        <w:t xml:space="preserve">text{PBC}$"</w:t>
+      </w:r>
+      <w:r>
+        <w:rPr>
+          <w:rStyle w:val="NormalTok"/>
+        </w:rPr>
+        <w:t xml:space="preserve">),</w:t>
+      </w:r>
+      <w:r>
+        <w:br/>
+      </w:r>
+      <w:r>
+        <w:rPr>
+          <w:rStyle w:val="NormalTok"/>
+        </w:rPr>
+        <w:t xml:space="preserve">  </w:t>
+      </w:r>
+      <w:r>
+        <w:rPr>
+          <w:rStyle w:val="StringTok"/>
+        </w:rPr>
+        <w:t xml:space="preserve">`</w:t>
+      </w:r>
+      <w:r>
+        <w:rPr>
+          <w:rStyle w:val="AttributeTok"/>
+        </w:rPr>
+        <w:t xml:space="preserve">Variable</w:t>
+      </w:r>
+      <w:r>
+        <w:rPr>
+          <w:rStyle w:val="StringTok"/>
+        </w:rPr>
+        <w:t xml:space="preserve">`</w:t>
+      </w:r>
+      <w:r>
+        <w:rPr>
+          <w:rStyle w:val="NormalTok"/>
+        </w:rPr>
+        <w:t xml:space="preserve"> </w:t>
       </w:r>
       <w:r>
         <w:rPr>
           <w:rStyle w:val="OtherTok"/>
         </w:rPr>
-        <w:t xml:space="preserve">&lt;-</w:t>
+        <w:t xml:space="preserve">=</w:t>
       </w:r>
       <w:r>
         <w:rPr>
@@ -2997,7 +3794,7 @@
         <w:rPr>
           <w:rStyle w:val="FunctionTok"/>
         </w:rPr>
-        <w:t xml:space="preserve">data.frame</w:t>
+        <w:t xml:space="preserve">c</w:t>
       </w:r>
       <w:r>
         <w:rPr>
@@ -3006,19 +3803,133 @@
         <w:t xml:space="preserve">(</w:t>
       </w:r>
       <w:r>
+        <w:rPr>
+          <w:rStyle w:val="StringTok"/>
+        </w:rPr>
+        <w:t xml:space="preserve">"Relative Yield (Historic)"</w:t>
+      </w:r>
+      <w:r>
+        <w:rPr>
+          <w:rStyle w:val="NormalTok"/>
+        </w:rPr>
+        <w:t xml:space="preserve">, </w:t>
+      </w:r>
+      <w:r>
+        <w:rPr>
+          <w:rStyle w:val="StringTok"/>
+        </w:rPr>
+        <w:t xml:space="preserve">"Relative P Uptake"</w:t>
+      </w:r>
+      <w:r>
+        <w:rPr>
+          <w:rStyle w:val="NormalTok"/>
+        </w:rPr>
+        <w:t xml:space="preserve">, </w:t>
+      </w:r>
+      <w:r>
+        <w:rPr>
+          <w:rStyle w:val="StringTok"/>
+        </w:rPr>
+        <w:t xml:space="preserve">"Cumulative P Balance"</w:t>
+      </w:r>
+      <w:r>
+        <w:rPr>
+          <w:rStyle w:val="NormalTok"/>
+        </w:rPr>
+        <w:t xml:space="preserve">, </w:t>
+      </w:r>
+      <w:r>
         <w:br/>
       </w:r>
       <w:r>
         <w:rPr>
           <w:rStyle w:val="NormalTok"/>
         </w:rPr>
+        <w:t xml:space="preserve">                 </w:t>
+      </w:r>
+      <w:r>
+        <w:rPr>
+          <w:rStyle w:val="StringTok"/>
+        </w:rPr>
+        <w:t xml:space="preserve">"Rate Constant"</w:t>
+      </w:r>
+      <w:r>
+        <w:rPr>
+          <w:rStyle w:val="NormalTok"/>
+        </w:rPr>
+        <w:t xml:space="preserve">, </w:t>
+      </w:r>
+      <w:r>
+        <w:rPr>
+          <w:rStyle w:val="StringTok"/>
+        </w:rPr>
+        <w:t xml:space="preserve">"Maximum Activity (Intensity)"</w:t>
+      </w:r>
+      <w:r>
+        <w:rPr>
+          <w:rStyle w:val="NormalTok"/>
+        </w:rPr>
+        <w:t xml:space="preserve">, </w:t>
+      </w:r>
+      <w:r>
+        <w:rPr>
+          <w:rStyle w:val="StringTok"/>
+        </w:rPr>
+        <w:t xml:space="preserve">"Activity Flux"</w:t>
+      </w:r>
+      <w:r>
+        <w:rPr>
+          <w:rStyle w:val="NormalTok"/>
+        </w:rPr>
+        <w:t xml:space="preserve">, </w:t>
+      </w:r>
+      <w:r>
+        <w:br/>
+      </w:r>
+      <w:r>
+        <w:rPr>
+          <w:rStyle w:val="NormalTok"/>
+        </w:rPr>
+        <w:t xml:space="preserve">                 </w:t>
+      </w:r>
+      <w:r>
+        <w:rPr>
+          <w:rStyle w:val="StringTok"/>
+        </w:rPr>
+        <w:t xml:space="preserve">"Standard Mass (Quantity)"</w:t>
+      </w:r>
+      <w:r>
+        <w:rPr>
+          <w:rStyle w:val="NormalTok"/>
+        </w:rPr>
+        <w:t xml:space="preserve">, </w:t>
+      </w:r>
+      <w:r>
+        <w:rPr>
+          <w:rStyle w:val="StringTok"/>
+        </w:rPr>
+        <w:t xml:space="preserve">"Phosphorus Buffering Capacity"</w:t>
+      </w:r>
+      <w:r>
+        <w:rPr>
+          <w:rStyle w:val="NormalTok"/>
+        </w:rPr>
+        <w:t xml:space="preserve">),</w:t>
+      </w:r>
+      <w:r>
+        <w:br/>
+      </w:r>
+      <w:r>
+        <w:rPr>
+          <w:rStyle w:val="NormalTok"/>
+        </w:rPr>
         <w:t xml:space="preserve">  </w:t>
       </w:r>
       <w:r>
         <w:rPr>
           <w:rStyle w:val="AttributeTok"/>
         </w:rPr>
-        <w:t xml:space="preserve">Abbreviation =</w:t>
+        <w:t xml:space="preserve">Unit =</w:t>
       </w:r>
       <w:r>
         <w:rPr>
@@ -3042,7 +3953,268 @@
         <w:rPr>
           <w:rStyle w:val="StringTok"/>
         </w:rPr>
-        <w:t xml:space="preserve">"$Y_{rel</w:t>
+        <w:t xml:space="preserve">"unitless"</w:t>
+      </w:r>
+      <w:r>
+        <w:rPr>
+          <w:rStyle w:val="NormalTok"/>
+        </w:rPr>
+        <w:t xml:space="preserve">, </w:t>
+      </w:r>
+      <w:r>
+        <w:rPr>
+          <w:rStyle w:val="StringTok"/>
+        </w:rPr>
+        <w:t xml:space="preserve">"unitless"</w:t>
+      </w:r>
+      <w:r>
+        <w:rPr>
+          <w:rStyle w:val="NormalTok"/>
+        </w:rPr>
+        <w:t xml:space="preserve">, </w:t>
+      </w:r>
+      <w:r>
+        <w:rPr>
+          <w:rStyle w:val="StringTok"/>
+        </w:rPr>
+        <w:t xml:space="preserve">"kg P ha⁻¹"</w:t>
+      </w:r>
+      <w:r>
+        <w:rPr>
+          <w:rStyle w:val="NormalTok"/>
+        </w:rPr>
+        <w:t xml:space="preserve">, </w:t>
+      </w:r>
+      <w:r>
+        <w:br/>
+      </w:r>
+      <w:r>
+        <w:rPr>
+          <w:rStyle w:val="NormalTok"/>
+        </w:rPr>
+        <w:t xml:space="preserve">           </w:t>
+      </w:r>
+      <w:r>
+        <w:rPr>
+          <w:rStyle w:val="StringTok"/>
+        </w:rPr>
+        <w:t xml:space="preserve">"min⁻¹"</w:t>
+      </w:r>
+      <w:r>
+        <w:rPr>
+          <w:rStyle w:val="NormalTok"/>
+        </w:rPr>
+        <w:t xml:space="preserve">, </w:t>
+      </w:r>
+      <w:r>
+        <w:rPr>
+          <w:rStyle w:val="StringTok"/>
+        </w:rPr>
+        <w:t xml:space="preserve">"µM"</w:t>
+      </w:r>
+      <w:r>
+        <w:rPr>
+          <w:rStyle w:val="NormalTok"/>
+        </w:rPr>
+        <w:t xml:space="preserve">, </w:t>
+      </w:r>
+      <w:r>
+        <w:rPr>
+          <w:rStyle w:val="StringTok"/>
+        </w:rPr>
+        <w:t xml:space="preserve">"µM min⁻¹"</w:t>
+      </w:r>
+      <w:r>
+        <w:rPr>
+          <w:rStyle w:val="NormalTok"/>
+        </w:rPr>
+        <w:t xml:space="preserve">, </w:t>
+      </w:r>
+      <w:r>
+        <w:br/>
+      </w:r>
+      <w:r>
+        <w:rPr>
+          <w:rStyle w:val="NormalTok"/>
+        </w:rPr>
+        <w:t xml:space="preserve">           </w:t>
+      </w:r>
+      <w:r>
+        <w:rPr>
+          <w:rStyle w:val="StringTok"/>
+        </w:rPr>
+        <w:t xml:space="preserve">"mg P kg⁻¹"</w:t>
+      </w:r>
+      <w:r>
+        <w:rPr>
+          <w:rStyle w:val="NormalTok"/>
+        </w:rPr>
+        <w:t xml:space="preserve">, </w:t>
+      </w:r>
+      <w:r>
+        <w:rPr>
+          <w:rStyle w:val="StringTok"/>
+        </w:rPr>
+        <w:t xml:space="preserve">"mg kg⁻¹ µM⁻¹"</w:t>
+      </w:r>
+      <w:r>
+        <w:rPr>
+          <w:rStyle w:val="NormalTok"/>
+        </w:rPr>
+        <w:t xml:space="preserve">),</w:t>
+      </w:r>
+      <w:r>
+        <w:br/>
+      </w:r>
+      <w:r>
+        <w:rPr>
+          <w:rStyle w:val="NormalTok"/>
+        </w:rPr>
+        <w:t xml:space="preserve">  </w:t>
+      </w:r>
+      <w:r>
+        <w:rPr>
+          <w:rStyle w:val="AttributeTok"/>
+        </w:rPr>
+        <w:t xml:space="preserve">Description =</w:t>
+      </w:r>
+      <w:r>
+        <w:rPr>
+          <w:rStyle w:val="NormalTok"/>
+        </w:rPr>
+        <w:t xml:space="preserve"> </w:t>
+      </w:r>
+      <w:r>
+        <w:rPr>
+          <w:rStyle w:val="FunctionTok"/>
+        </w:rPr>
+        <w:t xml:space="preserve">c</w:t>
+      </w:r>
+      <w:r>
+        <w:rPr>
+          <w:rStyle w:val="NormalTok"/>
+        </w:rPr>
+        <w:t xml:space="preserve">(</w:t>
+      </w:r>
+      <w:r>
+        <w:br/>
+      </w:r>
+      <w:r>
+        <w:rPr>
+          <w:rStyle w:val="NormalTok"/>
+        </w:rPr>
+        <w:t xml:space="preserve">    </w:t>
+      </w:r>
+      <w:r>
+        <w:rPr>
+          <w:rStyle w:val="StringTok"/>
+        </w:rPr>
+        <w:t xml:space="preserve">"Plot yield normalized by the site/crop-specific 95th percentile of historical well-fertilized yields."</w:t>
+      </w:r>
+      <w:r>
+        <w:rPr>
+          <w:rStyle w:val="NormalTok"/>
+        </w:rPr>
+        <w:t xml:space="preserve">,</w:t>
+      </w:r>
+      <w:r>
+        <w:br/>
+      </w:r>
+      <w:r>
+        <w:rPr>
+          <w:rStyle w:val="NormalTok"/>
+        </w:rPr>
+        <w:t xml:space="preserve">    </w:t>
+      </w:r>
+      <w:r>
+        <w:rPr>
+          <w:rStyle w:val="StringTok"/>
+        </w:rPr>
+        <w:t xml:space="preserve">"Plot P-uptake normalized by historical maximum uptake for the specific site and crop."</w:t>
+      </w:r>
+      <w:r>
+        <w:rPr>
+          <w:rStyle w:val="NormalTok"/>
+        </w:rPr>
+        <w:t xml:space="preserve">,</w:t>
+      </w:r>
+      <w:r>
+        <w:br/>
+      </w:r>
+      <w:r>
+        <w:rPr>
+          <w:rStyle w:val="NormalTok"/>
+        </w:rPr>
+        <w:t xml:space="preserve">    </w:t>
+      </w:r>
+      <w:r>
+        <w:rPr>
+          <w:rStyle w:val="StringTok"/>
+        </w:rPr>
+        <w:t xml:space="preserve">"Long-term net P budget (inputs minus outputs)."</w:t>
+      </w:r>
+      <w:r>
+        <w:rPr>
+          <w:rStyle w:val="NormalTok"/>
+        </w:rPr>
+        <w:t xml:space="preserve">,</w:t>
+      </w:r>
+      <w:r>
+        <w:br/>
+      </w:r>
+      <w:r>
+        <w:rPr>
+          <w:rStyle w:val="NormalTok"/>
+        </w:rPr>
+        <w:t xml:space="preserve">    </w:t>
+      </w:r>
+      <w:r>
+        <w:rPr>
+          <w:rStyle w:val="StringTok"/>
+        </w:rPr>
+        <w:t xml:space="preserve">"First-order rate constant of P desorption."</w:t>
+      </w:r>
+      <w:r>
+        <w:rPr>
+          <w:rStyle w:val="NormalTok"/>
+        </w:rPr>
+        <w:t xml:space="preserve">,</w:t>
+      </w:r>
+      <w:r>
+        <w:br/>
+      </w:r>
+      <w:r>
+        <w:rPr>
+          <w:rStyle w:val="NormalTok"/>
+        </w:rPr>
+        <w:t xml:space="preserve">    </w:t>
+      </w:r>
+      <w:r>
+        <w:rPr>
+          <w:rStyle w:val="StringTok"/>
+        </w:rPr>
+        <w:t xml:space="preserve">"Davies-corrected thermodynamic activity asymptote of the water-desorbable P pool."</w:t>
+      </w:r>
+      <w:r>
+        <w:rPr>
+          <w:rStyle w:val="NormalTok"/>
+        </w:rPr>
+        <w:t xml:space="preserve">,</w:t>
+      </w:r>
+      <w:r>
+        <w:br/>
+      </w:r>
+      <w:r>
+        <w:rPr>
+          <w:rStyle w:val="NormalTok"/>
+        </w:rPr>
+        <w:t xml:space="preserve">    </w:t>
+      </w:r>
+      <w:r>
+        <w:rPr>
+          <w:rStyle w:val="StringTok"/>
+        </w:rPr>
+        <w:t xml:space="preserve">"Initial thermodynamic supply rate, calculated as $k </w:t>
       </w:r>
       <w:r>
         <w:rPr>
@@ -3054,37 +4226,49 @@
         <w:rPr>
           <w:rStyle w:val="StringTok"/>
         </w:rPr>
-        <w:t xml:space="preserve">_hist}$"</w:t>
-      </w:r>
-      <w:r>
-        <w:rPr>
-          <w:rStyle w:val="NormalTok"/>
-        </w:rPr>
-        <w:t xml:space="preserve">, </w:t>
+        <w:t xml:space="preserve">times a_{max}$."</w:t>
+      </w:r>
+      <w:r>
+        <w:rPr>
+          <w:rStyle w:val="NormalTok"/>
+        </w:rPr>
+        <w:t xml:space="preserve">,</w:t>
+      </w:r>
+      <w:r>
+        <w:br/>
+      </w:r>
+      <w:r>
+        <w:rPr>
+          <w:rStyle w:val="NormalTok"/>
+        </w:rPr>
+        <w:t xml:space="preserve">    </w:t>
       </w:r>
       <w:r>
         <w:rPr>
           <w:rStyle w:val="StringTok"/>
         </w:rPr>
-        <w:t xml:space="preserve">"$Uptake_{rel}$"</w:t>
-      </w:r>
-      <w:r>
-        <w:rPr>
-          <w:rStyle w:val="NormalTok"/>
-        </w:rPr>
-        <w:t xml:space="preserve">, </w:t>
+        <w:t xml:space="preserve">"Physical mass of extractable P (AAE10 method), acting as the Q-factor."</w:t>
+      </w:r>
+      <w:r>
+        <w:rPr>
+          <w:rStyle w:val="NormalTok"/>
+        </w:rPr>
+        <w:t xml:space="preserve">,</w:t>
+      </w:r>
+      <w:r>
+        <w:br/>
+      </w:r>
+      <w:r>
+        <w:rPr>
+          <w:rStyle w:val="NormalTok"/>
+        </w:rPr>
+        <w:t xml:space="preserve">    </w:t>
       </w:r>
       <w:r>
         <w:rPr>
           <w:rStyle w:val="StringTok"/>
         </w:rPr>
-        <w:t xml:space="preserve">"$P_{bal}$"</w:t>
-      </w:r>
-      <w:r>
-        <w:rPr>
-          <w:rStyle w:val="NormalTok"/>
-        </w:rPr>
-        <w:t xml:space="preserve">, </w:t>
+        <w:t xml:space="preserve">"The mathematical derivative ($dQ/dI$) of the site-specific Freundlich isotherm."</w:t>
       </w:r>
       <w:r>
         <w:br/>
@@ -3093,43 +4277,7 @@
         <w:rPr>
           <w:rStyle w:val="NormalTok"/>
         </w:rPr>
-        <w:t xml:space="preserve">                   </w:t>
-      </w:r>
-      <w:r>
-        <w:rPr>
-          <w:rStyle w:val="StringTok"/>
-        </w:rPr>
-        <w:t xml:space="preserve">"$k$"</w:t>
-      </w:r>
-      <w:r>
-        <w:rPr>
-          <w:rStyle w:val="NormalTok"/>
-        </w:rPr>
-        <w:t xml:space="preserve">, </w:t>
-      </w:r>
-      <w:r>
-        <w:rPr>
-          <w:rStyle w:val="StringTok"/>
-        </w:rPr>
-        <w:t xml:space="preserve">"$a_{max}$"</w:t>
-      </w:r>
-      <w:r>
-        <w:rPr>
-          <w:rStyle w:val="NormalTok"/>
-        </w:rPr>
-        <w:t xml:space="preserve">, </w:t>
-      </w:r>
-      <w:r>
-        <w:rPr>
-          <w:rStyle w:val="StringTok"/>
-        </w:rPr>
-        <w:t xml:space="preserve">"$J_0$"</w:t>
-      </w:r>
-      <w:r>
-        <w:rPr>
-          <w:rStyle w:val="NormalTok"/>
-        </w:rPr>
-        <w:t xml:space="preserve">, </w:t>
+        <w:t xml:space="preserve">  )</w:t>
       </w:r>
       <w:r>
         <w:br/>
@@ -3138,609 +4286,30 @@
         <w:rPr>
           <w:rStyle w:val="NormalTok"/>
         </w:rPr>
-        <w:t xml:space="preserve">                   </w:t>
-      </w:r>
-      <w:r>
-        <w:rPr>
-          <w:rStyle w:val="StringTok"/>
-        </w:rPr>
-        <w:t xml:space="preserve">"$P_{AAE10}$"</w:t>
-      </w:r>
-      <w:r>
-        <w:rPr>
-          <w:rStyle w:val="NormalTok"/>
-        </w:rPr>
-        <w:t xml:space="preserve">, </w:t>
-      </w:r>
-      <w:r>
-        <w:rPr>
-          <w:rStyle w:val="StringTok"/>
-        </w:rPr>
-        <w:t xml:space="preserve">"$</w:t>
+        <w:t xml:space="preserve">)</w:t>
+      </w:r>
+      <w:r>
+        <w:br/>
+      </w:r>
+      <w:r>
+        <w:br/>
+      </w:r>
+      <w:r>
+        <w:rPr>
+          <w:rStyle w:val="NormalTok"/>
+        </w:rPr>
+        <w:t xml:space="preserve">knitr</w:t>
       </w:r>
       <w:r>
         <w:rPr>
           <w:rStyle w:val="SpecialCharTok"/>
         </w:rPr>
-        <w:t xml:space="preserve">\\</w:t>
-      </w:r>
-      <w:r>
-        <w:rPr>
-          <w:rStyle w:val="StringTok"/>
-        </w:rPr>
-        <w:t xml:space="preserve">text{PBC}$"</w:t>
-      </w:r>
-      <w:r>
-        <w:rPr>
-          <w:rStyle w:val="NormalTok"/>
-        </w:rPr>
-        <w:t xml:space="preserve">),</w:t>
-      </w:r>
-      <w:r>
-        <w:br/>
-      </w:r>
-      <w:r>
-        <w:rPr>
-          <w:rStyle w:val="NormalTok"/>
-        </w:rPr>
-        <w:t xml:space="preserve">  </w:t>
-      </w:r>
-      <w:r>
-        <w:rPr>
-          <w:rStyle w:val="StringTok"/>
-        </w:rPr>
-        <w:t xml:space="preserve">`</w:t>
-      </w:r>
-      <w:r>
-        <w:rPr>
-          <w:rStyle w:val="AttributeTok"/>
-        </w:rPr>
-        <w:t xml:space="preserve">Variable</w:t>
-      </w:r>
-      <w:r>
-        <w:rPr>
-          <w:rStyle w:val="StringTok"/>
-        </w:rPr>
-        <w:t xml:space="preserve">`</w:t>
-      </w:r>
-      <w:r>
-        <w:rPr>
-          <w:rStyle w:val="NormalTok"/>
-        </w:rPr>
-        <w:t xml:space="preserve"> </w:t>
-      </w:r>
-      <w:r>
-        <w:rPr>
-          <w:rStyle w:val="OtherTok"/>
-        </w:rPr>
-        <w:t xml:space="preserve">=</w:t>
-      </w:r>
-      <w:r>
-        <w:rPr>
-          <w:rStyle w:val="NormalTok"/>
-        </w:rPr>
-        <w:t xml:space="preserve"> </w:t>
+        <w:t xml:space="preserve">::</w:t>
       </w:r>
       <w:r>
         <w:rPr>
           <w:rStyle w:val="FunctionTok"/>
         </w:rPr>
-        <w:t xml:space="preserve">c</w:t>
-      </w:r>
-      <w:r>
-        <w:rPr>
-          <w:rStyle w:val="NormalTok"/>
-        </w:rPr>
-        <w:t xml:space="preserve">(</w:t>
-      </w:r>
-      <w:r>
-        <w:rPr>
-          <w:rStyle w:val="StringTok"/>
-        </w:rPr>
-        <w:t xml:space="preserve">"Relative Yield (Historic)"</w:t>
-      </w:r>
-      <w:r>
-        <w:rPr>
-          <w:rStyle w:val="NormalTok"/>
-        </w:rPr>
-        <w:t xml:space="preserve">, </w:t>
-      </w:r>
-      <w:r>
-        <w:rPr>
-          <w:rStyle w:val="StringTok"/>
-        </w:rPr>
-        <w:t xml:space="preserve">"Relative P Uptake"</w:t>
-      </w:r>
-      <w:r>
-        <w:rPr>
-          <w:rStyle w:val="NormalTok"/>
-        </w:rPr>
-        <w:t xml:space="preserve">, </w:t>
-      </w:r>
-      <w:r>
-        <w:rPr>
-          <w:rStyle w:val="StringTok"/>
-        </w:rPr>
-        <w:t xml:space="preserve">"Cumulative P Balance"</w:t>
-      </w:r>
-      <w:r>
-        <w:rPr>
-          <w:rStyle w:val="NormalTok"/>
-        </w:rPr>
-        <w:t xml:space="preserve">, </w:t>
-      </w:r>
-      <w:r>
-        <w:br/>
-      </w:r>
-      <w:r>
-        <w:rPr>
-          <w:rStyle w:val="NormalTok"/>
-        </w:rPr>
-        <w:t xml:space="preserve">                 </w:t>
-      </w:r>
-      <w:r>
-        <w:rPr>
-          <w:rStyle w:val="StringTok"/>
-        </w:rPr>
-        <w:t xml:space="preserve">"Rate Constant"</w:t>
-      </w:r>
-      <w:r>
-        <w:rPr>
-          <w:rStyle w:val="NormalTok"/>
-        </w:rPr>
-        <w:t xml:space="preserve">, </w:t>
-      </w:r>
-      <w:r>
-        <w:rPr>
-          <w:rStyle w:val="StringTok"/>
-        </w:rPr>
-        <w:t xml:space="preserve">"Maximum Activity (Intensity)"</w:t>
-      </w:r>
-      <w:r>
-        <w:rPr>
-          <w:rStyle w:val="NormalTok"/>
-        </w:rPr>
-        <w:t xml:space="preserve">, </w:t>
-      </w:r>
-      <w:r>
-        <w:rPr>
-          <w:rStyle w:val="StringTok"/>
-        </w:rPr>
-        <w:t xml:space="preserve">"Activity Flux"</w:t>
-      </w:r>
-      <w:r>
-        <w:rPr>
-          <w:rStyle w:val="NormalTok"/>
-        </w:rPr>
-        <w:t xml:space="preserve">, </w:t>
-      </w:r>
-      <w:r>
-        <w:br/>
-      </w:r>
-      <w:r>
-        <w:rPr>
-          <w:rStyle w:val="NormalTok"/>
-        </w:rPr>
-        <w:t xml:space="preserve">                 </w:t>
-      </w:r>
-      <w:r>
-        <w:rPr>
-          <w:rStyle w:val="StringTok"/>
-        </w:rPr>
-        <w:t xml:space="preserve">"Standard Mass (Quantity)"</w:t>
-      </w:r>
-      <w:r>
-        <w:rPr>
-          <w:rStyle w:val="NormalTok"/>
-        </w:rPr>
-        <w:t xml:space="preserve">, </w:t>
-      </w:r>
-      <w:r>
-        <w:rPr>
-          <w:rStyle w:val="StringTok"/>
-        </w:rPr>
-        <w:t xml:space="preserve">"Phosphorus Buffering Capacity"</w:t>
-      </w:r>
-      <w:r>
-        <w:rPr>
-          <w:rStyle w:val="NormalTok"/>
-        </w:rPr>
-        <w:t xml:space="preserve">),</w:t>
-      </w:r>
-      <w:r>
-        <w:br/>
-      </w:r>
-      <w:r>
-        <w:rPr>
-          <w:rStyle w:val="NormalTok"/>
-        </w:rPr>
-        <w:t xml:space="preserve">  </w:t>
-      </w:r>
-      <w:r>
-        <w:rPr>
-          <w:rStyle w:val="AttributeTok"/>
-        </w:rPr>
-        <w:t xml:space="preserve">Unit =</w:t>
-      </w:r>
-      <w:r>
-        <w:rPr>
-          <w:rStyle w:val="NormalTok"/>
-        </w:rPr>
-        <w:t xml:space="preserve"> </w:t>
-      </w:r>
-      <w:r>
-        <w:rPr>
-          <w:rStyle w:val="FunctionTok"/>
-        </w:rPr>
-        <w:t xml:space="preserve">c</w:t>
-      </w:r>
-      <w:r>
-        <w:rPr>
-          <w:rStyle w:val="NormalTok"/>
-        </w:rPr>
-        <w:t xml:space="preserve">(</w:t>
-      </w:r>
-      <w:r>
-        <w:rPr>
-          <w:rStyle w:val="StringTok"/>
-        </w:rPr>
-        <w:t xml:space="preserve">"unitless"</w:t>
-      </w:r>
-      <w:r>
-        <w:rPr>
-          <w:rStyle w:val="NormalTok"/>
-        </w:rPr>
-        <w:t xml:space="preserve">, </w:t>
-      </w:r>
-      <w:r>
-        <w:rPr>
-          <w:rStyle w:val="StringTok"/>
-        </w:rPr>
-        <w:t xml:space="preserve">"unitless"</w:t>
-      </w:r>
-      <w:r>
-        <w:rPr>
-          <w:rStyle w:val="NormalTok"/>
-        </w:rPr>
-        <w:t xml:space="preserve">, </w:t>
-      </w:r>
-      <w:r>
-        <w:rPr>
-          <w:rStyle w:val="StringTok"/>
-        </w:rPr>
-        <w:t xml:space="preserve">"kg P ha⁻¹"</w:t>
-      </w:r>
-      <w:r>
-        <w:rPr>
-          <w:rStyle w:val="NormalTok"/>
-        </w:rPr>
-        <w:t xml:space="preserve">, </w:t>
-      </w:r>
-      <w:r>
-        <w:br/>
-      </w:r>
-      <w:r>
-        <w:rPr>
-          <w:rStyle w:val="NormalTok"/>
-        </w:rPr>
-        <w:t xml:space="preserve">           </w:t>
-      </w:r>
-      <w:r>
-        <w:rPr>
-          <w:rStyle w:val="StringTok"/>
-        </w:rPr>
-        <w:t xml:space="preserve">"min⁻¹"</w:t>
-      </w:r>
-      <w:r>
-        <w:rPr>
-          <w:rStyle w:val="NormalTok"/>
-        </w:rPr>
-        <w:t xml:space="preserve">, </w:t>
-      </w:r>
-      <w:r>
-        <w:rPr>
-          <w:rStyle w:val="StringTok"/>
-        </w:rPr>
-        <w:t xml:space="preserve">"µM"</w:t>
-      </w:r>
-      <w:r>
-        <w:rPr>
-          <w:rStyle w:val="NormalTok"/>
-        </w:rPr>
-        <w:t xml:space="preserve">, </w:t>
-      </w:r>
-      <w:r>
-        <w:rPr>
-          <w:rStyle w:val="StringTok"/>
-        </w:rPr>
-        <w:t xml:space="preserve">"µM min⁻¹"</w:t>
-      </w:r>
-      <w:r>
-        <w:rPr>
-          <w:rStyle w:val="NormalTok"/>
-        </w:rPr>
-        <w:t xml:space="preserve">, </w:t>
-      </w:r>
-      <w:r>
-        <w:br/>
-      </w:r>
-      <w:r>
-        <w:rPr>
-          <w:rStyle w:val="NormalTok"/>
-        </w:rPr>
-        <w:t xml:space="preserve">           </w:t>
-      </w:r>
-      <w:r>
-        <w:rPr>
-          <w:rStyle w:val="StringTok"/>
-        </w:rPr>
-        <w:t xml:space="preserve">"mg P kg⁻¹"</w:t>
-      </w:r>
-      <w:r>
-        <w:rPr>
-          <w:rStyle w:val="NormalTok"/>
-        </w:rPr>
-        <w:t xml:space="preserve">, </w:t>
-      </w:r>
-      <w:r>
-        <w:rPr>
-          <w:rStyle w:val="StringTok"/>
-        </w:rPr>
-        <w:t xml:space="preserve">"mg kg⁻¹ µM⁻¹"</w:t>
-      </w:r>
-      <w:r>
-        <w:rPr>
-          <w:rStyle w:val="NormalTok"/>
-        </w:rPr>
-        <w:t xml:space="preserve">),</w:t>
-      </w:r>
-      <w:r>
-        <w:br/>
-      </w:r>
-      <w:r>
-        <w:rPr>
-          <w:rStyle w:val="NormalTok"/>
-        </w:rPr>
-        <w:t xml:space="preserve">  </w:t>
-      </w:r>
-      <w:r>
-        <w:rPr>
-          <w:rStyle w:val="AttributeTok"/>
-        </w:rPr>
-        <w:t xml:space="preserve">Description =</w:t>
-      </w:r>
-      <w:r>
-        <w:rPr>
-          <w:rStyle w:val="NormalTok"/>
-        </w:rPr>
-        <w:t xml:space="preserve"> </w:t>
-      </w:r>
-      <w:r>
-        <w:rPr>
-          <w:rStyle w:val="FunctionTok"/>
-        </w:rPr>
-        <w:t xml:space="preserve">c</w:t>
-      </w:r>
-      <w:r>
-        <w:rPr>
-          <w:rStyle w:val="NormalTok"/>
-        </w:rPr>
-        <w:t xml:space="preserve">(</w:t>
-      </w:r>
-      <w:r>
-        <w:br/>
-      </w:r>
-      <w:r>
-        <w:rPr>
-          <w:rStyle w:val="NormalTok"/>
-        </w:rPr>
-        <w:t xml:space="preserve">    </w:t>
-      </w:r>
-      <w:r>
-        <w:rPr>
-          <w:rStyle w:val="StringTok"/>
-        </w:rPr>
-        <w:t xml:space="preserve">"Plot yield normalized by the site/crop-specific 95th percentile of historical well-fertilized yields."</w:t>
-      </w:r>
-      <w:r>
-        <w:rPr>
-          <w:rStyle w:val="NormalTok"/>
-        </w:rPr>
-        <w:t xml:space="preserve">,</w:t>
-      </w:r>
-      <w:r>
-        <w:br/>
-      </w:r>
-      <w:r>
-        <w:rPr>
-          <w:rStyle w:val="NormalTok"/>
-        </w:rPr>
-        <w:t xml:space="preserve">    </w:t>
-      </w:r>
-      <w:r>
-        <w:rPr>
-          <w:rStyle w:val="StringTok"/>
-        </w:rPr>
-        <w:t xml:space="preserve">"Plot P-uptake normalized by historical maximum uptake for the specific site and crop."</w:t>
-      </w:r>
-      <w:r>
-        <w:rPr>
-          <w:rStyle w:val="NormalTok"/>
-        </w:rPr>
-        <w:t xml:space="preserve">,</w:t>
-      </w:r>
-      <w:r>
-        <w:br/>
-      </w:r>
-      <w:r>
-        <w:rPr>
-          <w:rStyle w:val="NormalTok"/>
-        </w:rPr>
-        <w:t xml:space="preserve">    </w:t>
-      </w:r>
-      <w:r>
-        <w:rPr>
-          <w:rStyle w:val="StringTok"/>
-        </w:rPr>
-        <w:t xml:space="preserve">"Long-term net P budget (inputs minus outputs)."</w:t>
-      </w:r>
-      <w:r>
-        <w:rPr>
-          <w:rStyle w:val="NormalTok"/>
-        </w:rPr>
-        <w:t xml:space="preserve">,</w:t>
-      </w:r>
-      <w:r>
-        <w:br/>
-      </w:r>
-      <w:r>
-        <w:rPr>
-          <w:rStyle w:val="NormalTok"/>
-        </w:rPr>
-        <w:t xml:space="preserve">    </w:t>
-      </w:r>
-      <w:r>
-        <w:rPr>
-          <w:rStyle w:val="StringTok"/>
-        </w:rPr>
-        <w:t xml:space="preserve">"First-order rate constant of P desorption."</w:t>
-      </w:r>
-      <w:r>
-        <w:rPr>
-          <w:rStyle w:val="NormalTok"/>
-        </w:rPr>
-        <w:t xml:space="preserve">,</w:t>
-      </w:r>
-      <w:r>
-        <w:br/>
-      </w:r>
-      <w:r>
-        <w:rPr>
-          <w:rStyle w:val="NormalTok"/>
-        </w:rPr>
-        <w:t xml:space="preserve">    </w:t>
-      </w:r>
-      <w:r>
-        <w:rPr>
-          <w:rStyle w:val="StringTok"/>
-        </w:rPr>
-        <w:t xml:space="preserve">"Davies-corrected thermodynamic activity asymptote of the water-desorbable P pool."</w:t>
-      </w:r>
-      <w:r>
-        <w:rPr>
-          <w:rStyle w:val="NormalTok"/>
-        </w:rPr>
-        <w:t xml:space="preserve">,</w:t>
-      </w:r>
-      <w:r>
-        <w:br/>
-      </w:r>
-      <w:r>
-        <w:rPr>
-          <w:rStyle w:val="NormalTok"/>
-        </w:rPr>
-        <w:t xml:space="preserve">    </w:t>
-      </w:r>
-      <w:r>
-        <w:rPr>
-          <w:rStyle w:val="StringTok"/>
-        </w:rPr>
-        <w:t xml:space="preserve">"Initial thermodynamic supply rate, calculated as $k </w:t>
-      </w:r>
-      <w:r>
-        <w:rPr>
-          <w:rStyle w:val="SpecialCharTok"/>
-        </w:rPr>
-        <w:t xml:space="preserve">\\</w:t>
-      </w:r>
-      <w:r>
-        <w:rPr>
-          <w:rStyle w:val="StringTok"/>
-        </w:rPr>
-        <w:t xml:space="preserve">times a_{max}$."</w:t>
-      </w:r>
-      <w:r>
-        <w:rPr>
-          <w:rStyle w:val="NormalTok"/>
-        </w:rPr>
-        <w:t xml:space="preserve">,</w:t>
-      </w:r>
-      <w:r>
-        <w:br/>
-      </w:r>
-      <w:r>
-        <w:rPr>
-          <w:rStyle w:val="NormalTok"/>
-        </w:rPr>
-        <w:t xml:space="preserve">    </w:t>
-      </w:r>
-      <w:r>
-        <w:rPr>
-          <w:rStyle w:val="StringTok"/>
-        </w:rPr>
-        <w:t xml:space="preserve">"Physical mass of extractable P (AAE10 method), acting as the Q-factor."</w:t>
-      </w:r>
-      <w:r>
-        <w:rPr>
-          <w:rStyle w:val="NormalTok"/>
-        </w:rPr>
-        <w:t xml:space="preserve">,</w:t>
-      </w:r>
-      <w:r>
-        <w:br/>
-      </w:r>
-      <w:r>
-        <w:rPr>
-          <w:rStyle w:val="NormalTok"/>
-        </w:rPr>
-        <w:t xml:space="preserve">    </w:t>
-      </w:r>
-      <w:r>
-        <w:rPr>
-          <w:rStyle w:val="StringTok"/>
-        </w:rPr>
-        <w:t xml:space="preserve">"The mathematical derivative ($dQ/dI$) of the site-specific Freundlich isotherm."</w:t>
-      </w:r>
-      <w:r>
-        <w:br/>
-      </w:r>
-      <w:r>
-        <w:rPr>
-          <w:rStyle w:val="NormalTok"/>
-        </w:rPr>
-        <w:t xml:space="preserve">  )</w:t>
-      </w:r>
-      <w:r>
-        <w:br/>
-      </w:r>
-      <w:r>
-        <w:rPr>
-          <w:rStyle w:val="NormalTok"/>
-        </w:rPr>
-        <w:t xml:space="preserve">)</w:t>
-      </w:r>
-      <w:r>
-        <w:br/>
-      </w:r>
-      <w:r>
-        <w:br/>
-      </w:r>
-      <w:r>
-        <w:rPr>
-          <w:rStyle w:val="NormalTok"/>
-        </w:rPr>
-        <w:t xml:space="preserve">knitr</w:t>
-      </w:r>
-      <w:r>
-        <w:rPr>
-          <w:rStyle w:val="SpecialCharTok"/>
-        </w:rPr>
-        <w:t xml:space="preserve">::</w:t>
-      </w:r>
-      <w:r>
-        <w:rPr>
-          <w:rStyle w:val="FunctionTok"/>
-        </w:rPr>
         <w:t xml:space="preserve">kable</w:t>
       </w:r>
       <w:r>
@@ -3750,8 +4319,741 @@
         <w:t xml:space="preserve">(variables_df)</w:t>
       </w:r>
     </w:p>
-    <w:bookmarkEnd w:id="17"/>
-    <w:bookmarkStart w:id="29" w:name="X44bb14175a86972320c11f91acf6da54ae42ffd"/>
+    <w:tbl>
+      <w:tblPr>
+        <w:tblStyle w:val="Table"/>
+        <w:tblW w:type="pct" w:w="5000"/>
+        <w:tblLayout w:type="fixed"/>
+        <w:tblLook w:firstRow="0" w:lastRow="0" w:firstColumn="0" w:lastColumn="0" w:noHBand="0" w:noVBand="0" w:val="0000"/>
+      </w:tblPr>
+      <w:tblGrid>
+        <w:gridCol w:w="7920"/>
+      </w:tblGrid>
+      <w:tr>
+        <w:tc>
+          <w:tcPr/>
+          <w:bookmarkStart w:id="18" w:name="tbl-variables-updated"/>
+          <w:p>
+            <w:pPr>
+              <w:jc w:val="center"/>
+            </w:pPr>
+            <w:pPr>
+              <w:jc w:val="left"/>
+              <w:spacing w:before="200"/>
+              <w:pStyle w:val="ImageCaption"/>
+            </w:pPr>
+            <w:r>
+              <w:t xml:space="preserve">Table 2: Description of key variables used in the thermodynamic and agronomic models.</w:t>
+            </w:r>
+          </w:p>
+          <w:tbl>
+            <w:tblPr>
+              <w:tblStyle w:val="Table"/>
+              <w:tblW w:type="pct" w:w="5000"/>
+              <w:tblLayout w:type="fixed"/>
+              <w:tblLook w:firstRow="1" w:lastRow="0" w:firstColumn="0" w:lastColumn="0" w:noHBand="0" w:noVBand="0" w:val="0020"/>
+            </w:tblPr>
+            <w:tblGrid>
+              <w:gridCol w:w="787"/>
+              <w:gridCol w:w="1475"/>
+              <w:gridCol w:w="639"/>
+              <w:gridCol w:w="5017"/>
+            </w:tblGrid>
+            <w:tr>
+              <w:trPr>
+                <w:tblHeader w:val="on"/>
+              </w:trPr>
+              <w:tc>
+                <w:tcPr/>
+                <w:p>
+                  <w:pPr>
+                    <w:pStyle w:val="Compact"/>
+                    <w:jc w:val="left"/>
+                    <w:jc w:val="center"/>
+                  </w:pPr>
+                  <w:r>
+                    <w:t xml:space="preserve">Abbreviation</w:t>
+                  </w:r>
+                </w:p>
+              </w:tc>
+              <w:tc>
+                <w:tcPr/>
+                <w:p>
+                  <w:pPr>
+                    <w:pStyle w:val="Compact"/>
+                    <w:jc w:val="left"/>
+                    <w:jc w:val="center"/>
+                  </w:pPr>
+                  <w:r>
+                    <w:t xml:space="preserve">Variable</w:t>
+                  </w:r>
+                </w:p>
+              </w:tc>
+              <w:tc>
+                <w:tcPr/>
+                <w:p>
+                  <w:pPr>
+                    <w:pStyle w:val="Compact"/>
+                    <w:jc w:val="left"/>
+                    <w:jc w:val="center"/>
+                  </w:pPr>
+                  <w:r>
+                    <w:t xml:space="preserve">Unit</w:t>
+                  </w:r>
+                </w:p>
+              </w:tc>
+              <w:tc>
+                <w:tcPr/>
+                <w:p>
+                  <w:pPr>
+                    <w:pStyle w:val="Compact"/>
+                    <w:jc w:val="left"/>
+                    <w:jc w:val="center"/>
+                  </w:pPr>
+                  <w:r>
+                    <w:t xml:space="preserve">Description</w:t>
+                  </w:r>
+                </w:p>
+              </w:tc>
+            </w:tr>
+            <w:tr>
+              <w:tc>
+                <w:tcPr/>
+                <w:p>
+                  <w:pPr>
+                    <w:pStyle w:val="Compact"/>
+                    <w:jc w:val="left"/>
+                    <w:jc w:val="center"/>
+                  </w:pPr>
+                  <m:oMath>
+                    <m:sSub>
+                      <m:e>
+                        <m:r>
+                          <m:t>Y</m:t>
+                        </m:r>
+                      </m:e>
+                      <m:sub>
+                        <m:r>
+                          <m:t>r</m:t>
+                        </m:r>
+                        <m:r>
+                          <m:t>e</m:t>
+                        </m:r>
+                        <m:r>
+                          <m:t>l</m:t>
+                        </m:r>
+                        <m:r>
+                          <m:rPr>
+                            <m:sty m:val="p"/>
+                          </m:rPr>
+                          <m:t>_</m:t>
+                        </m:r>
+                        <m:r>
+                          <m:t>h</m:t>
+                        </m:r>
+                        <m:r>
+                          <m:t>i</m:t>
+                        </m:r>
+                        <m:r>
+                          <m:t>s</m:t>
+                        </m:r>
+                        <m:r>
+                          <m:t>t</m:t>
+                        </m:r>
+                      </m:sub>
+                    </m:sSub>
+                  </m:oMath>
+                </w:p>
+              </w:tc>
+              <w:tc>
+                <w:tcPr/>
+                <w:p>
+                  <w:pPr>
+                    <w:pStyle w:val="Compact"/>
+                    <w:jc w:val="left"/>
+                    <w:jc w:val="center"/>
+                  </w:pPr>
+                  <w:r>
+                    <w:t xml:space="preserve">Relative Yield (Historic)</w:t>
+                  </w:r>
+                </w:p>
+              </w:tc>
+              <w:tc>
+                <w:tcPr/>
+                <w:p>
+                  <w:pPr>
+                    <w:pStyle w:val="Compact"/>
+                    <w:jc w:val="left"/>
+                    <w:jc w:val="center"/>
+                  </w:pPr>
+                  <w:r>
+                    <w:t xml:space="preserve">unitless</w:t>
+                  </w:r>
+                </w:p>
+              </w:tc>
+              <w:tc>
+                <w:tcPr/>
+                <w:p>
+                  <w:pPr>
+                    <w:pStyle w:val="Compact"/>
+                    <w:jc w:val="left"/>
+                    <w:jc w:val="center"/>
+                  </w:pPr>
+                  <w:r>
+                    <w:t xml:space="preserve">Plot yield normalized by the site/crop-specific 95th percentile of historical well-fertilized yields.</w:t>
+                  </w:r>
+                </w:p>
+              </w:tc>
+            </w:tr>
+            <w:tr>
+              <w:tc>
+                <w:tcPr/>
+                <w:p>
+                  <w:pPr>
+                    <w:pStyle w:val="Compact"/>
+                    <w:jc w:val="left"/>
+                    <w:jc w:val="center"/>
+                  </w:pPr>
+                  <m:oMath>
+                    <m:r>
+                      <m:t>U</m:t>
+                    </m:r>
+                    <m:r>
+                      <m:t>p</m:t>
+                    </m:r>
+                    <m:r>
+                      <m:t>t</m:t>
+                    </m:r>
+                    <m:r>
+                      <m:t>a</m:t>
+                    </m:r>
+                    <m:r>
+                      <m:t>k</m:t>
+                    </m:r>
+                    <m:sSub>
+                      <m:e>
+                        <m:r>
+                          <m:t>e</m:t>
+                        </m:r>
+                      </m:e>
+                      <m:sub>
+                        <m:r>
+                          <m:t>r</m:t>
+                        </m:r>
+                        <m:r>
+                          <m:t>e</m:t>
+                        </m:r>
+                        <m:r>
+                          <m:t>l</m:t>
+                        </m:r>
+                      </m:sub>
+                    </m:sSub>
+                  </m:oMath>
+                </w:p>
+              </w:tc>
+              <w:tc>
+                <w:tcPr/>
+                <w:p>
+                  <w:pPr>
+                    <w:pStyle w:val="Compact"/>
+                    <w:jc w:val="left"/>
+                    <w:jc w:val="center"/>
+                  </w:pPr>
+                  <w:r>
+                    <w:t xml:space="preserve">Relative P Uptake</w:t>
+                  </w:r>
+                </w:p>
+              </w:tc>
+              <w:tc>
+                <w:tcPr/>
+                <w:p>
+                  <w:pPr>
+                    <w:pStyle w:val="Compact"/>
+                    <w:jc w:val="left"/>
+                    <w:jc w:val="center"/>
+                  </w:pPr>
+                  <w:r>
+                    <w:t xml:space="preserve">unitless</w:t>
+                  </w:r>
+                </w:p>
+              </w:tc>
+              <w:tc>
+                <w:tcPr/>
+                <w:p>
+                  <w:pPr>
+                    <w:pStyle w:val="Compact"/>
+                    <w:jc w:val="left"/>
+                    <w:jc w:val="center"/>
+                  </w:pPr>
+                  <w:r>
+                    <w:t xml:space="preserve">Plot P-uptake normalized by historical maximum uptake for the specific site and crop.</w:t>
+                  </w:r>
+                </w:p>
+              </w:tc>
+            </w:tr>
+            <w:tr>
+              <w:tc>
+                <w:tcPr/>
+                <w:p>
+                  <w:pPr>
+                    <w:pStyle w:val="Compact"/>
+                    <w:jc w:val="left"/>
+                    <w:jc w:val="center"/>
+                  </w:pPr>
+                  <m:oMath>
+                    <m:sSub>
+                      <m:e>
+                        <m:r>
+                          <m:t>P</m:t>
+                        </m:r>
+                      </m:e>
+                      <m:sub>
+                        <m:r>
+                          <m:t>b</m:t>
+                        </m:r>
+                        <m:r>
+                          <m:t>a</m:t>
+                        </m:r>
+                        <m:r>
+                          <m:t>l</m:t>
+                        </m:r>
+                      </m:sub>
+                    </m:sSub>
+                  </m:oMath>
+                </w:p>
+              </w:tc>
+              <w:tc>
+                <w:tcPr/>
+                <w:p>
+                  <w:pPr>
+                    <w:pStyle w:val="Compact"/>
+                    <w:jc w:val="left"/>
+                    <w:jc w:val="center"/>
+                  </w:pPr>
+                  <w:r>
+                    <w:t xml:space="preserve">Cumulative P Balance</w:t>
+                  </w:r>
+                </w:p>
+              </w:tc>
+              <w:tc>
+                <w:tcPr/>
+                <w:p>
+                  <w:pPr>
+                    <w:pStyle w:val="Compact"/>
+                    <w:jc w:val="left"/>
+                    <w:jc w:val="center"/>
+                  </w:pPr>
+                  <w:r>
+                    <w:t xml:space="preserve">kg P ha⁻¹</w:t>
+                  </w:r>
+                </w:p>
+              </w:tc>
+              <w:tc>
+                <w:tcPr/>
+                <w:p>
+                  <w:pPr>
+                    <w:pStyle w:val="Compact"/>
+                    <w:jc w:val="left"/>
+                    <w:jc w:val="center"/>
+                  </w:pPr>
+                  <w:r>
+                    <w:t xml:space="preserve">Long-term net P budget (inputs minus outputs).</w:t>
+                  </w:r>
+                </w:p>
+              </w:tc>
+            </w:tr>
+            <w:tr>
+              <w:tc>
+                <w:tcPr/>
+                <w:p>
+                  <w:pPr>
+                    <w:pStyle w:val="Compact"/>
+                    <w:jc w:val="left"/>
+                    <w:jc w:val="center"/>
+                  </w:pPr>
+                  <m:oMath>
+                    <m:r>
+                      <m:t>k</m:t>
+                    </m:r>
+                  </m:oMath>
+                </w:p>
+              </w:tc>
+              <w:tc>
+                <w:tcPr/>
+                <w:p>
+                  <w:pPr>
+                    <w:pStyle w:val="Compact"/>
+                    <w:jc w:val="left"/>
+                    <w:jc w:val="center"/>
+                  </w:pPr>
+                  <w:r>
+                    <w:t xml:space="preserve">Rate Constant</w:t>
+                  </w:r>
+                </w:p>
+              </w:tc>
+              <w:tc>
+                <w:tcPr/>
+                <w:p>
+                  <w:pPr>
+                    <w:pStyle w:val="Compact"/>
+                    <w:jc w:val="left"/>
+                    <w:jc w:val="center"/>
+                  </w:pPr>
+                  <w:r>
+                    <w:t xml:space="preserve">min⁻¹</w:t>
+                  </w:r>
+                </w:p>
+              </w:tc>
+              <w:tc>
+                <w:tcPr/>
+                <w:p>
+                  <w:pPr>
+                    <w:pStyle w:val="Compact"/>
+                    <w:jc w:val="left"/>
+                    <w:jc w:val="center"/>
+                  </w:pPr>
+                  <w:r>
+                    <w:t xml:space="preserve">First-order rate constant of P desorption.</w:t>
+                  </w:r>
+                </w:p>
+              </w:tc>
+            </w:tr>
+            <w:tr>
+              <w:tc>
+                <w:tcPr/>
+                <w:p>
+                  <w:pPr>
+                    <w:pStyle w:val="Compact"/>
+                    <w:jc w:val="left"/>
+                    <w:jc w:val="center"/>
+                  </w:pPr>
+                  <m:oMath>
+                    <m:sSub>
+                      <m:e>
+                        <m:r>
+                          <m:t>a</m:t>
+                        </m:r>
+                      </m:e>
+                      <m:sub>
+                        <m:r>
+                          <m:t>m</m:t>
+                        </m:r>
+                        <m:r>
+                          <m:t>a</m:t>
+                        </m:r>
+                        <m:r>
+                          <m:t>x</m:t>
+                        </m:r>
+                      </m:sub>
+                    </m:sSub>
+                  </m:oMath>
+                </w:p>
+              </w:tc>
+              <w:tc>
+                <w:tcPr/>
+                <w:p>
+                  <w:pPr>
+                    <w:pStyle w:val="Compact"/>
+                    <w:jc w:val="left"/>
+                    <w:jc w:val="center"/>
+                  </w:pPr>
+                  <w:r>
+                    <w:t xml:space="preserve">Maximum Activity (Intensity)</w:t>
+                  </w:r>
+                </w:p>
+              </w:tc>
+              <w:tc>
+                <w:tcPr/>
+                <w:p>
+                  <w:pPr>
+                    <w:pStyle w:val="Compact"/>
+                    <w:jc w:val="left"/>
+                    <w:jc w:val="center"/>
+                  </w:pPr>
+                  <w:r>
+                    <w:t xml:space="preserve">µM</w:t>
+                  </w:r>
+                </w:p>
+              </w:tc>
+              <w:tc>
+                <w:tcPr/>
+                <w:p>
+                  <w:pPr>
+                    <w:pStyle w:val="Compact"/>
+                    <w:jc w:val="left"/>
+                    <w:jc w:val="center"/>
+                  </w:pPr>
+                  <w:r>
+                    <w:t xml:space="preserve">Davies-corrected thermodynamic activity asymptote of the water-desorbable P pool.</w:t>
+                  </w:r>
+                </w:p>
+              </w:tc>
+            </w:tr>
+            <w:tr>
+              <w:tc>
+                <w:tcPr/>
+                <w:p>
+                  <w:pPr>
+                    <w:pStyle w:val="Compact"/>
+                    <w:jc w:val="left"/>
+                    <w:jc w:val="center"/>
+                  </w:pPr>
+                  <m:oMath>
+                    <m:sSub>
+                      <m:e>
+                        <m:r>
+                          <m:t>J</m:t>
+                        </m:r>
+                      </m:e>
+                      <m:sub>
+                        <m:r>
+                          <m:t>0</m:t>
+                        </m:r>
+                      </m:sub>
+                    </m:sSub>
+                  </m:oMath>
+                </w:p>
+              </w:tc>
+              <w:tc>
+                <w:tcPr/>
+                <w:p>
+                  <w:pPr>
+                    <w:pStyle w:val="Compact"/>
+                    <w:jc w:val="left"/>
+                    <w:jc w:val="center"/>
+                  </w:pPr>
+                  <w:r>
+                    <w:t xml:space="preserve">Activity Flux</w:t>
+                  </w:r>
+                </w:p>
+              </w:tc>
+              <w:tc>
+                <w:tcPr/>
+                <w:p>
+                  <w:pPr>
+                    <w:pStyle w:val="Compact"/>
+                    <w:jc w:val="left"/>
+                    <w:jc w:val="center"/>
+                  </w:pPr>
+                  <w:r>
+                    <w:t xml:space="preserve">µM min⁻¹</w:t>
+                  </w:r>
+                </w:p>
+              </w:tc>
+              <w:tc>
+                <w:tcPr/>
+                <w:p>
+                  <w:pPr>
+                    <w:pStyle w:val="Compact"/>
+                    <w:jc w:val="left"/>
+                    <w:jc w:val="center"/>
+                  </w:pPr>
+                  <w:r>
+                    <w:t xml:space="preserve">Initial thermodynamic supply rate, calculated as</w:t>
+                  </w:r>
+                  <w:r>
+                    <w:t xml:space="preserve"> </w:t>
+                  </w:r>
+                  <m:oMath>
+                    <m:r>
+                      <m:t>k</m:t>
+                    </m:r>
+                    <m:r>
+                      <m:rPr>
+                        <m:sty m:val="p"/>
+                      </m:rPr>
+                      <m:t>×</m:t>
+                    </m:r>
+                    <m:sSub>
+                      <m:e>
+                        <m:r>
+                          <m:t>a</m:t>
+                        </m:r>
+                      </m:e>
+                      <m:sub>
+                        <m:r>
+                          <m:t>m</m:t>
+                        </m:r>
+                        <m:r>
+                          <m:t>a</m:t>
+                        </m:r>
+                        <m:r>
+                          <m:t>x</m:t>
+                        </m:r>
+                      </m:sub>
+                    </m:sSub>
+                  </m:oMath>
+                  <w:r>
+                    <w:t xml:space="preserve">.</w:t>
+                  </w:r>
+                </w:p>
+              </w:tc>
+            </w:tr>
+            <w:tr>
+              <w:tc>
+                <w:tcPr/>
+                <w:p>
+                  <w:pPr>
+                    <w:pStyle w:val="Compact"/>
+                    <w:jc w:val="left"/>
+                    <w:jc w:val="center"/>
+                  </w:pPr>
+                  <m:oMath>
+                    <m:sSub>
+                      <m:e>
+                        <m:r>
+                          <m:t>P</m:t>
+                        </m:r>
+                      </m:e>
+                      <m:sub>
+                        <m:r>
+                          <m:t>A</m:t>
+                        </m:r>
+                        <m:r>
+                          <m:t>A</m:t>
+                        </m:r>
+                        <m:r>
+                          <m:t>E</m:t>
+                        </m:r>
+                        <m:r>
+                          <m:t>10</m:t>
+                        </m:r>
+                      </m:sub>
+                    </m:sSub>
+                  </m:oMath>
+                </w:p>
+              </w:tc>
+              <w:tc>
+                <w:tcPr/>
+                <w:p>
+                  <w:pPr>
+                    <w:pStyle w:val="Compact"/>
+                    <w:jc w:val="left"/>
+                    <w:jc w:val="center"/>
+                  </w:pPr>
+                  <w:r>
+                    <w:t xml:space="preserve">Standard Mass (Quantity)</w:t>
+                  </w:r>
+                </w:p>
+              </w:tc>
+              <w:tc>
+                <w:tcPr/>
+                <w:p>
+                  <w:pPr>
+                    <w:pStyle w:val="Compact"/>
+                    <w:jc w:val="left"/>
+                    <w:jc w:val="center"/>
+                  </w:pPr>
+                  <w:r>
+                    <w:t xml:space="preserve">mg P kg⁻¹</w:t>
+                  </w:r>
+                </w:p>
+              </w:tc>
+              <w:tc>
+                <w:tcPr/>
+                <w:p>
+                  <w:pPr>
+                    <w:pStyle w:val="Compact"/>
+                    <w:jc w:val="left"/>
+                    <w:jc w:val="center"/>
+                  </w:pPr>
+                  <w:r>
+                    <w:t xml:space="preserve">Physical mass of extractable P (AAE10 method), acting as the Q-factor.</w:t>
+                  </w:r>
+                </w:p>
+              </w:tc>
+            </w:tr>
+            <w:tr>
+              <w:tc>
+                <w:tcPr/>
+                <w:p>
+                  <w:pPr>
+                    <w:pStyle w:val="Compact"/>
+                    <w:jc w:val="left"/>
+                    <w:jc w:val="center"/>
+                  </w:pPr>
+                  <m:oMath>
+                    <m:r>
+                      <m:rPr>
+                        <m:nor/>
+                        <m:sty m:val="p"/>
+                      </m:rPr>
+                      <m:t>PBC</m:t>
+                    </m:r>
+                  </m:oMath>
+                </w:p>
+              </w:tc>
+              <w:tc>
+                <w:tcPr/>
+                <w:p>
+                  <w:pPr>
+                    <w:pStyle w:val="Compact"/>
+                    <w:jc w:val="left"/>
+                    <w:jc w:val="center"/>
+                  </w:pPr>
+                  <w:r>
+                    <w:t xml:space="preserve">Phosphorus Buffering Capacity</w:t>
+                  </w:r>
+                </w:p>
+              </w:tc>
+              <w:tc>
+                <w:tcPr/>
+                <w:p>
+                  <w:pPr>
+                    <w:pStyle w:val="Compact"/>
+                    <w:jc w:val="left"/>
+                    <w:jc w:val="center"/>
+                  </w:pPr>
+                  <w:r>
+                    <w:t xml:space="preserve">mg kg⁻¹ µM⁻¹</w:t>
+                  </w:r>
+                </w:p>
+              </w:tc>
+              <w:tc>
+                <w:tcPr/>
+                <w:p>
+                  <w:pPr>
+                    <w:pStyle w:val="Compact"/>
+                    <w:jc w:val="left"/>
+                    <w:jc w:val="center"/>
+                  </w:pPr>
+                  <w:r>
+                    <w:t xml:space="preserve">The mathematical derivative (</w:t>
+                  </w:r>
+                  <m:oMath>
+                    <m:r>
+                      <m:t>d</m:t>
+                    </m:r>
+                    <m:r>
+                      <m:t>Q</m:t>
+                    </m:r>
+                    <m:r>
+                      <m:rPr>
+                        <m:sty m:val="p"/>
+                      </m:rPr>
+                      <m:t>/</m:t>
+                    </m:r>
+                    <m:r>
+                      <m:t>d</m:t>
+                    </m:r>
+                    <m:r>
+                      <m:t>I</m:t>
+                    </m:r>
+                  </m:oMath>
+                  <w:r>
+                    <w:t xml:space="preserve">) of the site-specific Freundlich isotherm.</w:t>
+                  </w:r>
+                </w:p>
+              </w:tc>
+            </w:tr>
+          </w:tbl>
+          <w:bookmarkEnd w:id="18"/>
+          <w:p/>
+        </w:tc>
+      </w:tr>
+    </w:tbl>
+    <w:bookmarkEnd w:id="19"/>
+    <w:bookmarkStart w:id="31" w:name="X44bb14175a86972320c11f91acf6da54ae42ffd"/>
     <w:p>
       <w:pPr>
         <w:pStyle w:val="Heading3"/>
@@ -4821,8 +6123,8 @@
         <w:t xml:space="preserve">packages to generate dynamic spatial profiles of the P-depletion zone over time.</w:t>
       </w:r>
     </w:p>
-    <w:bookmarkStart w:id="28" w:name="refs"/>
-    <w:bookmarkStart w:id="19" w:name="ref-R-lme4"/>
+    <w:bookmarkStart w:id="30" w:name="refs"/>
+    <w:bookmarkStart w:id="21" w:name="ref-R-lme4"/>
     <w:p>
       <w:pPr>
         <w:pStyle w:val="Bibliography"/>
@@ -4868,7 +6170,7 @@
       <w:r>
         <w:t xml:space="preserve"> </w:t>
       </w:r>
-      <w:hyperlink r:id="rId18">
+      <w:hyperlink r:id="rId20">
         <w:r>
           <w:rPr>
             <w:rStyle w:val="Hyperlink"/>
@@ -4877,8 +6179,8 @@
         </w:r>
       </w:hyperlink>
     </w:p>
-    <w:bookmarkEnd w:id="19"/>
-    <w:bookmarkStart w:id="20" w:name="X8e448a35b024827f6325a509cd0871d88df6696"/>
+    <w:bookmarkEnd w:id="21"/>
+    <w:bookmarkStart w:id="22" w:name="X8e448a35b024827f6325a509cd0871d88df6696"/>
     <w:p>
       <w:pPr>
         <w:pStyle w:val="Bibliography"/>
@@ -4897,8 +6199,8 @@
         <w:t xml:space="preserve">Extraction method for characterizing the kinetics of phosphorus release from solid soil to soil solution.</w:t>
       </w:r>
     </w:p>
-    <w:bookmarkEnd w:id="20"/>
-    <w:bookmarkStart w:id="22" w:name="ref-hirteYieldResponseSoil2021"/>
+    <w:bookmarkEnd w:id="22"/>
+    <w:bookmarkStart w:id="24" w:name="ref-hirteYieldResponseSoil2021"/>
     <w:p>
       <w:pPr>
         <w:pStyle w:val="Bibliography"/>
@@ -4956,7 +6258,7 @@
       <w:r>
         <w:t xml:space="preserve"> </w:t>
       </w:r>
-      <w:hyperlink r:id="rId21">
+      <w:hyperlink r:id="rId23">
         <w:r>
           <w:rPr>
             <w:rStyle w:val="Hyperlink"/>
@@ -4965,8 +6267,8 @@
         </w:r>
       </w:hyperlink>
     </w:p>
-    <w:bookmarkEnd w:id="22"/>
-    <w:bookmarkStart w:id="24" w:name="ref-R-nlme"/>
+    <w:bookmarkEnd w:id="24"/>
+    <w:bookmarkStart w:id="26" w:name="ref-R-nlme"/>
     <w:p>
       <w:pPr>
         <w:pStyle w:val="Bibliography"/>
@@ -4990,7 +6292,7 @@
       <w:r>
         <w:t xml:space="preserve"> </w:t>
       </w:r>
-      <w:hyperlink r:id="rId23">
+      <w:hyperlink r:id="rId25">
         <w:r>
           <w:rPr>
             <w:rStyle w:val="Hyperlink"/>
@@ -4999,8 +6301,8 @@
         </w:r>
       </w:hyperlink>
     </w:p>
-    <w:bookmarkEnd w:id="24"/>
-    <w:bookmarkStart w:id="26" w:name="ref-R-base"/>
+    <w:bookmarkEnd w:id="26"/>
+    <w:bookmarkStart w:id="28" w:name="ref-R-base"/>
     <w:p>
       <w:pPr>
         <w:pStyle w:val="Bibliography"/>
@@ -5024,7 +6326,7 @@
       <w:r>
         <w:t xml:space="preserve"> </w:t>
       </w:r>
-      <w:hyperlink r:id="rId25">
+      <w:hyperlink r:id="rId27">
         <w:r>
           <w:rPr>
             <w:rStyle w:val="Hyperlink"/>
@@ -5033,8 +6335,8 @@
         </w:r>
       </w:hyperlink>
     </w:p>
-    <w:bookmarkEnd w:id="26"/>
-    <w:bookmarkStart w:id="27" w:name="ref-VanVeldhoven1987Malachite"/>
+    <w:bookmarkEnd w:id="28"/>
+    <w:bookmarkStart w:id="29" w:name="ref-VanVeldhoven1987Malachite"/>
     <w:p>
       <w:pPr>
         <w:pStyle w:val="Bibliography"/>
@@ -5069,11 +6371,11 @@
         <w:t xml:space="preserve">(6), 755–765.</w:t>
       </w:r>
     </w:p>
-    <w:bookmarkEnd w:id="27"/>
-    <w:bookmarkEnd w:id="28"/>
     <w:bookmarkEnd w:id="29"/>
     <w:bookmarkEnd w:id="30"/>
     <w:bookmarkEnd w:id="31"/>
+    <w:bookmarkEnd w:id="32"/>
+    <w:bookmarkEnd w:id="33"/>
     <w:sectPr>
       <w:footnotePr>
         <w:numRestart w:val="eachSect"/>
